--- a/docs/LDRS-667.docx
+++ b/docs/LDRS-667.docx
@@ -23,7 +23,7 @@
         <w:pStyle w:val="Date"/>
       </w:pPr>
       <w:r>
-        <w:t xml:space="preserve">Mar 18, 2026</w:t>
+        <w:t xml:space="preserve">Apr 23, 2026</w:t>
       </w:r>
     </w:p>
     <w:p>
@@ -17027,7 +17027,7 @@
         <w:t xml:space="preserve"> </w:t>
       </w:r>
       <w:r>
-        <w:t xml:space="preserve">(2017)</w:t>
+        <w:t xml:space="preserve">(2016)</w:t>
       </w:r>
       <w:r>
         <w:t xml:space="preserve"> </w:t>
@@ -17039,7 +17039,7 @@
         <w:t xml:space="preserve"> </w:t>
       </w:r>
       <w:r>
-        <w:t xml:space="preserve">(2017)</w:t>
+        <w:t xml:space="preserve">(2016)</w:t>
       </w:r>
       <w:r>
         <w:t xml:space="preserve">, eye contact and relaxed body language, engaging students, being professional and organized, and creating a hospitable learning environment all serve to create the conditions for student learning and engagement. As you’ll recall from LDRS 627, simply having a plan to host a discussion about a given topic is not sufficient; you need to carefully plan how you will engage learners in the discussion, draw out those who may not readily participate, create an environment where disagreement is valued and respectful, and ensure that the information shared is accurate. You will also strive to create an environment of inclusivity, where diverse viewpoints are valued and all students belong. For discussions, as with all other learning activities, preparation is required.</w:t>
@@ -17110,7 +17110,7 @@
         <w:t xml:space="preserve"> </w:t>
       </w:r>
       <w:r>
-        <w:t xml:space="preserve">(2017)</w:t>
+        <w:t xml:space="preserve">(2016)</w:t>
       </w:r>
       <w:r>
         <w:t xml:space="preserve">, Silberman and Biech</w:t>
@@ -33374,13 +33374,13 @@
       </w:r>
     </w:p>
     <w:bookmarkEnd w:id="129"/>
-    <w:bookmarkStart w:id="130" w:name="ref-Wang2017Theory"/>
+    <w:bookmarkStart w:id="130" w:name="ref-wangTheoryPracticeAdult2016"/>
     <w:p>
       <w:pPr>
         <w:pStyle w:val="Bibliography"/>
       </w:pPr>
       <w:r>
-        <w:t xml:space="preserve">Wang, V. C. X. (2017).</w:t>
+        <w:t xml:space="preserve">Wang, V. C. X. (2016).</w:t>
       </w:r>
       <w:r>
         <w:t xml:space="preserve"> </w:t>

--- a/docs/LDRS-667.docx
+++ b/docs/LDRS-667.docx
@@ -23,7 +23,7 @@
         <w:pStyle w:val="Date"/>
       </w:pPr>
       <w:r>
-        <w:t xml:space="preserve">Apr 23, 2026</w:t>
+        <w:t xml:space="preserve">Jun 9, 2026</w:t>
       </w:r>
     </w:p>
     <w:p>
@@ -308,7 +308,7 @@
         <w:pStyle w:val="Heading1"/>
       </w:pPr>
       <w:r>
-        <w:t xml:space="preserve">1. Pre-work: Practicum Proposal</w:t>
+        <w:t xml:space="preserve">1. Pre-work - Practicum Proposal</w:t>
       </w:r>
     </w:p>
     <w:p>
@@ -324,7 +324,7 @@
         <w:pStyle w:val="FirstParagraph"/>
       </w:pPr>
       <w:r>
-        <w:t xml:space="preserve">Welcome to LDRS 667 Practicum: Personal and Professional Practice and Reflection. In this unit,</w:t>
+        <w:t xml:space="preserve">Welcome to LDRS 667: Practicum - Personal and Professional Practice and Reflection. In this unit,</w:t>
       </w:r>
       <w:r>
         <w:t xml:space="preserve"> </w:t>
@@ -1086,6 +1086,14 @@
         <w:pStyle w:val="FirstParagraph"/>
       </w:pPr>
       <w:r>
+        <w:t xml:space="preserve">This learning activity will guide you in developing your practicum proposal, which you will submit for instructor review before the course begins.</w:t>
+      </w:r>
+    </w:p>
+    <w:p>
+      <w:pPr>
+        <w:pStyle w:val="BodyText"/>
+      </w:pPr>
+      <w:r>
         <w:rPr>
           <w:color w:val="6ecfb1"/>
           <w:sz w:val="24"/>
@@ -1129,24 +1137,6 @@
       </w:pPr>
       <w:r>
         <w:t xml:space="preserve">Create a description of your practicum site. This should include details such as whether you will be observing a specific professor, teacher, or trainer, and the context for your observation and facilitation. For example, will you be observing a professor and then facilitating live discussions in her onsite class?</w:t>
-      </w:r>
-    </w:p>
-    <w:p>
-      <w:pPr>
-        <w:pStyle w:val="BodyText"/>
-      </w:pPr>
-      <w:r>
-        <w:rPr>
-          <w:i/>
-          <w:iCs/>
-        </w:rPr>
-        <w:t xml:space="preserve">Note:</w:t>
-      </w:r>
-      <w:r>
-        <w:t xml:space="preserve"> </w:t>
-      </w:r>
-      <w:r>
-        <w:t xml:space="preserve">Although you need to identify your site for this assignment, you should consider whether you want to keep the site anonymous for your discussions in the Practicum Course. If so, be sure to indicate in your proposal how you will avoid identifying details in course discussions.</w:t>
       </w:r>
     </w:p>
     <w:p>
@@ -1180,30 +1170,58 @@
       </w:pPr>
       <w:r>
         <w:rPr>
-          <w:i/>
-          <w:iCs/>
-        </w:rPr>
-        <w:t xml:space="preserve">Note:</w:t>
-      </w:r>
-      <w:r>
-        <w:t xml:space="preserve"> </w:t>
-      </w:r>
-      <w:r>
-        <w:t xml:space="preserve">This learning activity will guide you in developing your practicum proposal, which you will submit for instructor review before the course begins.</w:t>
-      </w:r>
-    </w:p>
-    <w:p>
-      <w:pPr>
-        <w:pStyle w:val="BodyText"/>
-      </w:pPr>
-      <w:r>
-        <w:rPr>
           <w:color w:val="6ecfb1"/>
           <w:sz w:val="24"/>
           <w:szCs w:val="24"/>
           <w:b/>
         </w:rPr>
         <w:t xml:space="preserve">&lt;End learning-activity&gt;</w:t>
+      </w:r>
+    </w:p>
+    <w:p>
+      <w:pPr>
+        <w:pStyle w:val="BodyText"/>
+      </w:pPr>
+      <w:r>
+        <w:rPr>
+          <w:color w:val="577ecb"/>
+          <w:sz w:val="24"/>
+          <w:szCs w:val="24"/>
+          <w:b/>
+        </w:rPr>
+        <w:t xml:space="preserve">&lt;Begin note&gt;</w:t>
+      </w:r>
+    </w:p>
+    <w:p>
+      <w:pPr>
+        <w:pStyle w:val="BodyText"/>
+      </w:pPr>
+      <w:r>
+        <w:rPr>
+          <w:i/>
+          <w:iCs/>
+        </w:rPr>
+        <w:t xml:space="preserve">Note:</w:t>
+      </w:r>
+      <w:r>
+        <w:t xml:space="preserve"> </w:t>
+      </w:r>
+      <w:r>
+        <w:t xml:space="preserve">Although you need to identify your site for this assignment, you should consider whether you want to keep the site anonymous for your discussions in the Practicum Course. If so, be sure to indicate in your proposal how you will avoid identifying details in course discussions.</w:t>
+      </w:r>
+    </w:p>
+    <w:p>
+      <w:pPr>
+        <w:pStyle w:val="BodyText"/>
+      </w:pPr>
+      <w:r>
+        <w:rPr>
+          <w:color w:val="577ecb"/>
+          <w:sz w:val="24"/>
+          <w:szCs w:val="24"/>
+          <w:b/>
+        </w:rPr>
+        <w:t xml:space="preserve">&lt;End note&gt;</w:t>
       </w:r>
     </w:p>
     <w:p>
@@ -1375,7 +1393,7 @@
         <w:t xml:space="preserve"> </w:t>
       </w:r>
       <w:r>
-        <w:t xml:space="preserve">(Centre for Teaching and Learning, n.d.)</w:t>
+        <w:t xml:space="preserve">(Learning Outcomes, n.d.)</w:t>
       </w:r>
     </w:p>
     <w:p>
@@ -1696,16 +1714,6 @@
         <w:pStyle w:val="BodyText"/>
       </w:pPr>
       <w:r>
-        <w:rPr>
-          <w:i/>
-          <w:iCs/>
-        </w:rPr>
-        <w:t xml:space="preserve">Source:</w:t>
-      </w:r>
-      <w:r>
-        <w:t xml:space="preserve"> </w:t>
-      </w:r>
-      <w:r>
         <w:t xml:space="preserve">Created by C. P. Navarro, R. Kang, and TWU. Licensed under</w:t>
       </w:r>
       <w:r>
@@ -1755,7 +1763,7 @@
         <w:pStyle w:val="FirstParagraph"/>
       </w:pPr>
       <w:r>
-        <w:t xml:space="preserve">This Practicum is an opportunity not to teach or facilitate, but to reflect deeply on your growth as a coach and facilitator. As part of your practicum proposal, you will develop</w:t>
+        <w:t xml:space="preserve">This practicum is an opportunity not to teach or facilitate, but to reflect deeply on your growth as a coach and facilitator. As part of your practicum proposal, you will develop</w:t>
       </w:r>
       <w:r>
         <w:t xml:space="preserve"> </w:t>
@@ -1790,6 +1798,14 @@
     <w:p>
       <w:pPr>
         <w:pStyle w:val="FirstParagraph"/>
+      </w:pPr>
+      <w:r>
+        <w:t xml:space="preserve">This learning activity will guide you in developing your practicum proposal, which you will submit for instructor review before the course begins.</w:t>
+      </w:r>
+    </w:p>
+    <w:p>
+      <w:pPr>
+        <w:pStyle w:val="BodyText"/>
       </w:pPr>
       <w:r>
         <w:rPr>
@@ -1975,24 +1991,6 @@
       </w:pPr>
       <w:r>
         <w:rPr>
-          <w:i/>
-          <w:iCs/>
-        </w:rPr>
-        <w:t xml:space="preserve">Note:</w:t>
-      </w:r>
-      <w:r>
-        <w:t xml:space="preserve"> </w:t>
-      </w:r>
-      <w:r>
-        <w:t xml:space="preserve">This learning activity will guide you in developing your practicum proposal, which you will submit for instructor review before the course begins.</w:t>
-      </w:r>
-    </w:p>
-    <w:p>
-      <w:pPr>
-        <w:pStyle w:val="BodyText"/>
-      </w:pPr>
-      <w:r>
-        <w:rPr>
           <w:color w:val="6ecfb1"/>
           <w:sz w:val="24"/>
           <w:szCs w:val="24"/>
@@ -2116,6 +2114,14 @@
     <w:p>
       <w:pPr>
         <w:pStyle w:val="FirstParagraph"/>
+      </w:pPr>
+      <w:r>
+        <w:t xml:space="preserve">This learning activity will guide you in developing your practicum proposal, which you will submit for instructor review before the course begins.</w:t>
+      </w:r>
+    </w:p>
+    <w:p>
+      <w:pPr>
+        <w:pStyle w:val="BodyText"/>
       </w:pPr>
       <w:r>
         <w:rPr>
@@ -2265,24 +2271,6 @@
     <w:p>
       <w:pPr>
         <w:pStyle w:val="FirstParagraph"/>
-      </w:pPr>
-      <w:r>
-        <w:rPr>
-          <w:i/>
-          <w:iCs/>
-        </w:rPr>
-        <w:t xml:space="preserve">Note:</w:t>
-      </w:r>
-      <w:r>
-        <w:t xml:space="preserve"> </w:t>
-      </w:r>
-      <w:r>
-        <w:t xml:space="preserve">This learning activity will guide you in developing your practicum proposal, which you will submit for instructor review before the course begins.</w:t>
-      </w:r>
-    </w:p>
-    <w:p>
-      <w:pPr>
-        <w:pStyle w:val="BodyText"/>
       </w:pPr>
       <w:r>
         <w:rPr>
@@ -4478,16 +4466,6 @@
         <w:pStyle w:val="BodyText"/>
       </w:pPr>
       <w:r>
-        <w:rPr>
-          <w:i/>
-          <w:iCs/>
-        </w:rPr>
-        <w:t xml:space="preserve">Source:</w:t>
-      </w:r>
-      <w:r>
-        <w:t xml:space="preserve"> </w:t>
-      </w:r>
-      <w:r>
         <w:t xml:space="preserve">Created by C. P. Navarro, R. Kang, and TWU. Licensed under</w:t>
       </w:r>
       <w:r>
@@ -4821,9 +4799,12 @@
           <w:rPr>
             <w:rStyle w:val="Hyperlink"/>
           </w:rPr>
-          <w:t xml:space="preserve">https://doi.org/10.1187/cbe.22-07-0148.</w:t>
+          <w:t xml:space="preserve">https://doi.org/10.1187/cbe.22-07-0148</w:t>
         </w:r>
       </w:hyperlink>
+      <w:r>
+        <w:t xml:space="preserve">.</w:t>
+      </w:r>
     </w:p>
     <w:p>
       <w:pPr>
@@ -6327,7 +6308,7 @@
         </w:numPr>
       </w:pPr>
       <w:r>
-        <w:t xml:space="preserve">analyze lesson plan design, learning activities, and assessment strategies</w:t>
+        <w:t xml:space="preserve">Analyze lesson plan design, learning activities, and assessment strategies</w:t>
       </w:r>
     </w:p>
     <w:p>
@@ -6339,7 +6320,7 @@
         </w:numPr>
       </w:pPr>
       <w:r>
-        <w:t xml:space="preserve">discuss principles of a community of learning</w:t>
+        <w:t xml:space="preserve">Discuss principles of a community of learning</w:t>
       </w:r>
     </w:p>
     <w:p>
@@ -6351,7 +6332,7 @@
         </w:numPr>
       </w:pPr>
       <w:r>
-        <w:t xml:space="preserve">analyze application of adult learning theory</w:t>
+        <w:t xml:space="preserve">Analyze application of adult learning theory</w:t>
       </w:r>
     </w:p>
     <w:p>
@@ -6856,20 +6837,7 @@
         <w:t xml:space="preserve">(2016)</w:t>
       </w:r>
       <w:r>
-        <w:t xml:space="preserve">. Changing perceptions of the university as a community of learning: The case of Penn State.</w:t>
-      </w:r>
-      <w:r>
-        <w:t xml:space="preserve"> </w:t>
-      </w:r>
-      <w:r>
-        <w:rPr>
-          <w:i/>
-          <w:iCs/>
-        </w:rPr>
-        <w:t xml:space="preserve">International Journal of Teaching &amp; Learning in Higher Education, 28</w:t>
-      </w:r>
-      <w:r>
-        <w:t xml:space="preserve">(1), 66–74. Article can be accessed through the</w:t>
+        <w:t xml:space="preserve">.</w:t>
       </w:r>
       <w:r>
         <w:t xml:space="preserve"> </w:t>
@@ -6879,11 +6847,24 @@
           <w:rPr>
             <w:rStyle w:val="Hyperlink"/>
           </w:rPr>
-          <w:t xml:space="preserve">TWU Library</w:t>
+          <w:t xml:space="preserve">Changing perceptions of the university as a community of learning: The case of Penn State.</w:t>
         </w:r>
       </w:hyperlink>
       <w:r>
         <w:t xml:space="preserve">.</w:t>
+      </w:r>
+      <w:r>
+        <w:t xml:space="preserve"> </w:t>
+      </w:r>
+      <w:r>
+        <w:rPr>
+          <w:i/>
+          <w:iCs/>
+        </w:rPr>
+        <w:t xml:space="preserve">International Journal of Teaching &amp; Learning in Higher Education, 28</w:t>
+      </w:r>
+      <w:r>
+        <w:t xml:space="preserve">(1), 66–74.</w:t>
       </w:r>
     </w:p>
     <w:p>
@@ -6969,28 +6950,14 @@
       <w:r>
         <w:t xml:space="preserve"> </w:t>
       </w:r>
-      <w:r>
-        <w:rPr>
-          <w:i/>
-          <w:iCs/>
-        </w:rPr>
-        <w:t xml:space="preserve">The courage to teach: Exploring the inner landscape of a teacher’s life.</w:t>
-      </w:r>
-      <w:r>
-        <w:t xml:space="preserve"> </w:t>
-      </w:r>
-      <w:r>
-        <w:t xml:space="preserve">Article can be accessed through the</w:t>
-      </w:r>
-      <w:r>
-        <w:t xml:space="preserve"> </w:t>
-      </w:r>
-      <w:hyperlink r:id="rId46">
+      <w:hyperlink r:id="rId48">
         <w:r>
           <w:rPr>
             <w:rStyle w:val="Hyperlink"/>
+            <w:i/>
+            <w:iCs/>
           </w:rPr>
-          <w:t xml:space="preserve">TWU Library</w:t>
+          <w:t xml:space="preserve">The courage to teach: Exploring the inner landscape of a teacher’s life.</w:t>
         </w:r>
       </w:hyperlink>
       <w:r>
@@ -7012,7 +6979,16 @@
         <w:t xml:space="preserve"> </w:t>
       </w:r>
       <w:r>
-        <w:t xml:space="preserve">(2017)</w:t>
+        <w:t xml:space="preserve">(</w:t>
+      </w:r>
+      <w:r>
+        <w:t xml:space="preserve">TWU</w:t>
+      </w:r>
+      <w:r>
+        <w:t xml:space="preserve"> </w:t>
+      </w:r>
+      <w:r>
+        <w:t xml:space="preserve">Community of Transformational Learning, 2017)</w:t>
       </w:r>
       <w:r>
         <w:t xml:space="preserve">.</w:t>
@@ -7020,7 +6996,7 @@
       <w:r>
         <w:t xml:space="preserve"> </w:t>
       </w:r>
-      <w:hyperlink r:id="rId48">
+      <w:hyperlink r:id="rId49">
         <w:r>
           <w:rPr>
             <w:rStyle w:val="Hyperlink"/>
@@ -7174,7 +7150,7 @@
           <w:numId w:val="1034"/>
         </w:numPr>
       </w:pPr>
-      <w:hyperlink r:id="rId49">
+      <w:hyperlink r:id="rId50">
         <w:r>
           <w:rPr>
             <w:rStyle w:val="Hyperlink"/>
@@ -7197,7 +7173,7 @@
           <w:numId w:val="1034"/>
         </w:numPr>
       </w:pPr>
-      <w:hyperlink r:id="rId50">
+      <w:hyperlink r:id="rId51">
         <w:r>
           <w:rPr>
             <w:rStyle w:val="Hyperlink"/>
@@ -7265,7 +7241,7 @@
           <w:numId w:val="1035"/>
         </w:numPr>
       </w:pPr>
-      <w:hyperlink r:id="rId51">
+      <w:hyperlink r:id="rId52">
         <w:r>
           <w:rPr>
             <w:rStyle w:val="Hyperlink"/>
@@ -7483,7 +7459,7 @@
         </w:numPr>
       </w:pPr>
       <w:r>
-        <w:t xml:space="preserve">analyze lesson plan design, learning activities, and assessment strategies</w:t>
+        <w:t xml:space="preserve">Analyze lesson plan design, learning activities, and assessment strategies</w:t>
       </w:r>
     </w:p>
     <w:p>
@@ -7495,7 +7471,7 @@
         </w:numPr>
       </w:pPr>
       <w:r>
-        <w:t xml:space="preserve">discuss principles of a community of learning</w:t>
+        <w:t xml:space="preserve">Discuss principles of a community of learning</w:t>
       </w:r>
     </w:p>
     <w:p>
@@ -7507,7 +7483,7 @@
         </w:numPr>
       </w:pPr>
       <w:r>
-        <w:t xml:space="preserve">analyze application of adult learning theory</w:t>
+        <w:t xml:space="preserve">Analyze application of adult learning theory</w:t>
       </w:r>
     </w:p>
     <w:p>
@@ -9923,7 +9899,7 @@
       <w:r>
         <w:t xml:space="preserve"> </w:t>
       </w:r>
-      <w:hyperlink r:id="rId52">
+      <w:hyperlink r:id="rId53">
         <w:r>
           <w:rPr>
             <w:rStyle w:val="Hyperlink"/>
@@ -9955,7 +9931,7 @@
       <w:r>
         <w:t xml:space="preserve"> </w:t>
       </w:r>
-      <w:hyperlink r:id="rId53">
+      <w:hyperlink r:id="rId54">
         <w:r>
           <w:rPr>
             <w:rStyle w:val="Hyperlink"/>
@@ -9990,7 +9966,7 @@
       <w:r>
         <w:t xml:space="preserve"> </w:t>
       </w:r>
-      <w:hyperlink r:id="rId54">
+      <w:hyperlink r:id="rId55">
         <w:r>
           <w:rPr>
             <w:rStyle w:val="Hyperlink"/>
@@ -10721,18 +10697,18 @@
                 <wp:inline>
                   <wp:extent cx="4013200" cy="4292600"/>
                   <wp:effectExtent b="0" l="0" r="0" t="0"/>
-                  <wp:docPr descr="" title="" id="56" name="Picture"/>
+                  <wp:docPr descr="" title="" id="57" name="Picture"/>
                   <a:graphic>
                     <a:graphicData uri="http://schemas.openxmlformats.org/drawingml/2006/picture">
                       <pic:pic>
                         <pic:nvPicPr>
-                          <pic:cNvPr descr="assets/u4/image2.jpg" id="57" name="Picture"/>
+                          <pic:cNvPr descr="assets/u4/image2.jpg" id="58" name="Picture"/>
                           <pic:cNvPicPr>
                             <a:picLocks noChangeArrowheads="1" noChangeAspect="1"/>
                           </pic:cNvPicPr>
                         </pic:nvPicPr>
                         <pic:blipFill>
-                          <a:blip r:embed="rId55"/>
+                          <a:blip r:embed="rId56"/>
                           <a:stretch>
                             <a:fillRect/>
                           </a:stretch>
@@ -10795,16 +10771,6 @@
         <w:pStyle w:val="BodyText"/>
       </w:pPr>
       <w:r>
-        <w:rPr>
-          <w:i/>
-          <w:iCs/>
-        </w:rPr>
-        <w:t xml:space="preserve">Source:</w:t>
-      </w:r>
-      <w:r>
-        <w:t xml:space="preserve"> </w:t>
-      </w:r>
-      <w:r>
         <w:t xml:space="preserve">Created by C. Madland.</w:t>
       </w:r>
     </w:p>
@@ -10923,7 +10889,16 @@
         <w:t xml:space="preserve"> </w:t>
       </w:r>
       <w:r>
-        <w:t xml:space="preserve">(2017)</w:t>
+        <w:t xml:space="preserve">(</w:t>
+      </w:r>
+      <w:r>
+        <w:t xml:space="preserve">TWU</w:t>
+      </w:r>
+      <w:r>
+        <w:t xml:space="preserve"> </w:t>
+      </w:r>
+      <w:r>
+        <w:t xml:space="preserve">Community of Transformational Learning, 2017)</w:t>
       </w:r>
       <w:r>
         <w:t xml:space="preserve">. The Trinity Community of Inquiry. Creative Commons License.</w:t>
@@ -10988,7 +10963,7 @@
       <w:r>
         <w:t xml:space="preserve"> </w:t>
       </w:r>
-      <w:hyperlink r:id="rId58">
+      <w:hyperlink r:id="rId59">
         <w:r>
           <w:rPr>
             <w:rStyle w:val="Hyperlink"/>
@@ -11017,7 +10992,7 @@
       <w:r>
         <w:t xml:space="preserve"> </w:t>
       </w:r>
-      <w:hyperlink r:id="rId59">
+      <w:hyperlink r:id="rId60">
         <w:r>
           <w:rPr>
             <w:rStyle w:val="Hyperlink"/>
@@ -11380,7 +11355,7 @@
       <w:r>
         <w:t xml:space="preserve"> </w:t>
       </w:r>
-      <w:hyperlink r:id="rId60">
+      <w:hyperlink r:id="rId61">
         <w:r>
           <w:rPr>
             <w:rStyle w:val="Hyperlink"/>
@@ -11418,7 +11393,7 @@
       <w:r>
         <w:t xml:space="preserve"> </w:t>
       </w:r>
-      <w:hyperlink r:id="rId61">
+      <w:hyperlink r:id="rId62">
         <w:r>
           <w:rPr>
             <w:rStyle w:val="Hyperlink"/>
@@ -11456,7 +11431,7 @@
       <w:r>
         <w:t xml:space="preserve"> </w:t>
       </w:r>
-      <w:hyperlink r:id="rId62">
+      <w:hyperlink r:id="rId63">
         <w:r>
           <w:rPr>
             <w:rStyle w:val="Hyperlink"/>
@@ -11470,6 +11445,9 @@
       <w:r>
         <w:t xml:space="preserve">Anthropology News.</w:t>
       </w:r>
+      <w:r>
+        <w:t xml:space="preserve"> </w:t>
+      </w:r>
     </w:p>
     <w:p>
       <w:pPr>
@@ -11480,9 +11458,21 @@
         </w:numPr>
       </w:pPr>
       <w:r>
-        <w:t xml:space="preserve">D. &amp; Cohn-Vargas, B. (2014).</w:t>
-      </w:r>
-      <w:hyperlink r:id="rId63">
+        <w:t xml:space="preserve">Steele, D. &amp; Cohn-Vargas, B.</w:t>
+      </w:r>
+      <w:r>
+        <w:t xml:space="preserve"> </w:t>
+      </w:r>
+      <w:r>
+        <w:t xml:space="preserve">(2014)</w:t>
+      </w:r>
+      <w:r>
+        <w:t xml:space="preserve">.</w:t>
+      </w:r>
+      <w:r>
+        <w:t xml:space="preserve"> </w:t>
+      </w:r>
+      <w:hyperlink r:id="rId64">
         <w:r>
           <w:rPr>
             <w:rStyle w:val="Hyperlink"/>
@@ -11499,35 +11489,6 @@
     </w:p>
     <w:p>
       <w:pPr>
-        <w:pStyle w:val="Compact"/>
-        <w:numPr>
-          <w:ilvl w:val="0"/>
-          <w:numId w:val="1061"/>
-        </w:numPr>
-      </w:pPr>
-      <w:r>
-        <w:t xml:space="preserve">Steele, D. &amp; Cohn-Vargas, B. (2014).</w:t>
-      </w:r>
-      <w:r>
-        <w:t xml:space="preserve"> </w:t>
-      </w:r>
-      <w:hyperlink r:id="rId63">
-        <w:r>
-          <w:rPr>
-            <w:rStyle w:val="Hyperlink"/>
-          </w:rPr>
-          <w:t xml:space="preserve">Identity safe classrooms are places where students can belong and learn.</w:t>
-        </w:r>
-      </w:hyperlink>
-      <w:r>
-        <w:t xml:space="preserve"> </w:t>
-      </w:r>
-      <w:r>
-        <w:t xml:space="preserve">Stanford Graduate School of Education, Stanford Center for Opportunity Policy in Education.</w:t>
-      </w:r>
-    </w:p>
-    <w:p>
-      <w:pPr>
         <w:pStyle w:val="FirstParagraph"/>
       </w:pPr>
       <w:r>
@@ -11904,7 +11865,7 @@
       <w:r>
         <w:t xml:space="preserve"> </w:t>
       </w:r>
-      <w:hyperlink r:id="rId64">
+      <w:hyperlink r:id="rId65">
         <w:r>
           <w:rPr>
             <w:rStyle w:val="Hyperlink"/>
@@ -11936,7 +11897,7 @@
       <w:r>
         <w:t xml:space="preserve"> </w:t>
       </w:r>
-      <w:hyperlink r:id="rId65">
+      <w:hyperlink r:id="rId66">
         <w:r>
           <w:rPr>
             <w:rStyle w:val="Hyperlink"/>
@@ -11950,7 +11911,7 @@
       <w:r>
         <w:t xml:space="preserve"> </w:t>
       </w:r>
-      <w:hyperlink r:id="rId66">
+      <w:hyperlink r:id="rId67">
         <w:r>
           <w:rPr>
             <w:rStyle w:val="Hyperlink"/>
@@ -11967,7 +11928,7 @@
           <w:numId w:val="1065"/>
         </w:numPr>
       </w:pPr>
-      <w:hyperlink r:id="rId67">
+      <w:hyperlink r:id="rId68">
         <w:r>
           <w:rPr>
             <w:rStyle w:val="Hyperlink"/>
@@ -11985,7 +11946,17 @@
         <w:t xml:space="preserve"> </w:t>
       </w:r>
       <w:r>
-        <w:t xml:space="preserve">(Government of Alberta, 2018)</w:t>
+        <w:t xml:space="preserve">(</w:t>
+      </w:r>
+      <w:r>
+        <w:rPr>
+          <w:i/>
+          <w:iCs/>
+        </w:rPr>
+        <w:t xml:space="preserve">Making Sense of Universal Design for Learning</w:t>
+      </w:r>
+      <w:r>
+        <w:t xml:space="preserve">, 2018)</w:t>
       </w:r>
     </w:p>
     <w:p>
@@ -11996,7 +11967,7 @@
           <w:numId w:val="1065"/>
         </w:numPr>
       </w:pPr>
-      <w:hyperlink r:id="rId68">
+      <w:hyperlink r:id="rId69">
         <w:r>
           <w:rPr>
             <w:rStyle w:val="Hyperlink"/>
@@ -12022,7 +11993,7 @@
           <w:numId w:val="1065"/>
         </w:numPr>
       </w:pPr>
-      <w:hyperlink r:id="rId69">
+      <w:hyperlink r:id="rId70">
         <w:r>
           <w:rPr>
             <w:rStyle w:val="Hyperlink"/>
@@ -17055,7 +17026,7 @@
       <w:r>
         <w:t xml:space="preserve"> </w:t>
       </w:r>
-      <w:hyperlink r:id="rId70">
+      <w:hyperlink r:id="rId71">
         <w:r>
           <w:rPr>
             <w:rStyle w:val="Hyperlink"/>
@@ -17288,7 +17259,7 @@
           <w:numId w:val="1074"/>
         </w:numPr>
       </w:pPr>
-      <w:hyperlink r:id="rId71">
+      <w:hyperlink r:id="rId72">
         <w:r>
           <w:rPr>
             <w:rStyle w:val="Hyperlink"/>
@@ -18896,7 +18867,7 @@
         </w:numPr>
       </w:pPr>
       <w:r>
-        <w:t xml:space="preserve">analyze your practicum experience using Gibbs’</w:t>
+        <w:t xml:space="preserve">Analyze your practicum experience using Gibbs’</w:t>
       </w:r>
       <w:r>
         <w:t xml:space="preserve"> </w:t>
@@ -18920,7 +18891,7 @@
         </w:numPr>
       </w:pPr>
       <w:r>
-        <w:t xml:space="preserve">discuss how your personal philosophy of your role as teacher/facilitator influenced the learning community.</w:t>
+        <w:t xml:space="preserve">Discuss how your personal philosophy of your role as teacher/facilitator influenced the learning community.</w:t>
       </w:r>
     </w:p>
     <w:p>
@@ -18932,7 +18903,7 @@
         </w:numPr>
       </w:pPr>
       <w:r>
-        <w:t xml:space="preserve">assess your achievement of the learning goals you set at the beginning of your practicum.</w:t>
+        <w:t xml:space="preserve">Assess your achievement of the learning goals you set at the beginning of your practicum.</w:t>
       </w:r>
     </w:p>
     <w:p>
@@ -19189,6 +19160,14 @@
           <w:b/>
         </w:rPr>
         <w:t xml:space="preserve">&lt;End checking-your-learning&gt;</w:t>
+      </w:r>
+    </w:p>
+    <w:p>
+      <w:pPr>
+        <w:pStyle w:val="Heading2"/>
+      </w:pPr>
+      <w:r>
+        <w:t xml:space="preserve">References</w:t>
       </w:r>
     </w:p>
     <w:tbl>
@@ -20630,7 +20609,7 @@
       <w:r>
         <w:t xml:space="preserve"> </w:t>
       </w:r>
-      <w:hyperlink r:id="rId72">
+      <w:hyperlink r:id="rId73">
         <w:r>
           <w:rPr>
             <w:rStyle w:val="Hyperlink"/>
@@ -25046,18 +25025,18 @@
           <wp:inline>
             <wp:extent cx="5334000" cy="3008923"/>
             <wp:effectExtent b="0" l="0" r="0" t="0"/>
-            <wp:docPr descr="" title="" id="74" name="Picture"/>
+            <wp:docPr descr="" title="" id="75" name="Picture"/>
             <a:graphic>
               <a:graphicData uri="http://schemas.openxmlformats.org/drawingml/2006/picture">
                 <pic:pic>
                   <pic:nvPicPr>
-                    <pic:cNvPr descr="assets/course_assessment/experimential_learning.png" id="75" name="Picture"/>
+                    <pic:cNvPr descr="assets/course_assessment/experimential_learning.png" id="76" name="Picture"/>
                     <pic:cNvPicPr>
                       <a:picLocks noChangeArrowheads="1" noChangeAspect="1"/>
                     </pic:cNvPicPr>
                   </pic:nvPicPr>
                   <pic:blipFill>
-                    <a:blip r:embed="rId73"/>
+                    <a:blip r:embed="rId74"/>
                     <a:stretch>
                       <a:fillRect/>
                     </a:stretch>
@@ -27772,7 +27751,7 @@
       <w:r>
         <w:t xml:space="preserve"> </w:t>
       </w:r>
-      <w:hyperlink r:id="rId76">
+      <w:hyperlink r:id="rId77">
         <w:r>
           <w:rPr>
             <w:rStyle w:val="Hyperlink"/>
@@ -28591,7 +28570,7 @@
       <w:r>
         <w:t xml:space="preserve"> </w:t>
       </w:r>
-      <w:hyperlink r:id="rId76">
+      <w:hyperlink r:id="rId77">
         <w:r>
           <w:rPr>
             <w:rStyle w:val="Hyperlink"/>
@@ -29410,7 +29389,7 @@
       <w:r>
         <w:t xml:space="preserve"> </w:t>
       </w:r>
-      <w:hyperlink r:id="rId76">
+      <w:hyperlink r:id="rId77">
         <w:r>
           <w:rPr>
             <w:rStyle w:val="Hyperlink"/>
@@ -31633,8 +31612,8 @@
         </w:tc>
       </w:tr>
     </w:tbl>
-    <w:bookmarkStart w:id="132" w:name="refs"/>
-    <w:bookmarkStart w:id="77" w:name="ref-AndragogyApproachKnowles2021"/>
+    <w:bookmarkStart w:id="144" w:name="refs"/>
+    <w:bookmarkStart w:id="78" w:name="Xdcca71d4d19b2408e256d4ce0b34977f8384ec3"/>
     <w:p>
       <w:pPr>
         <w:pStyle w:val="Bibliography"/>
@@ -31664,9 +31643,20 @@
       <w:r>
         <w:t xml:space="preserve">.</w:t>
       </w:r>
-    </w:p>
-    <w:bookmarkEnd w:id="77"/>
-    <w:bookmarkStart w:id="78" w:name="ref-brookfieldDiscussionBook502016"/>
+      <w:r>
+        <w:t xml:space="preserve"> </w:t>
+      </w:r>
+      <w:hyperlink r:id="rId26">
+        <w:r>
+          <w:rPr>
+            <w:rStyle w:val="Hyperlink"/>
+          </w:rPr>
+          <w:t xml:space="preserve">https://research.com/education/the-andragogy-approach</w:t>
+        </w:r>
+      </w:hyperlink>
+    </w:p>
+    <w:bookmarkEnd w:id="78"/>
+    <w:bookmarkStart w:id="79" w:name="ref-brookfieldDiscussionBook502016"/>
     <w:p>
       <w:pPr>
         <w:pStyle w:val="Bibliography"/>
@@ -31688,8 +31678,8 @@
         <w:t xml:space="preserve">. Jossey-Bass.</w:t>
       </w:r>
     </w:p>
-    <w:bookmarkEnd w:id="78"/>
-    <w:bookmarkStart w:id="79" w:name="ref-browerWhatLearningCommunity1998"/>
+    <w:bookmarkEnd w:id="79"/>
+    <w:bookmarkStart w:id="81" w:name="ref-browerWhatLearningCommunity1998"/>
     <w:p>
       <w:pPr>
         <w:pStyle w:val="Bibliography"/>
@@ -31735,9 +31725,20 @@
       <w:r>
         <w:t xml:space="preserve">(5), 15–22.</w:t>
       </w:r>
-    </w:p>
-    <w:bookmarkEnd w:id="79"/>
-    <w:bookmarkStart w:id="80" w:name="ref-PDFLearningCommunity"/>
+      <w:r>
+        <w:t xml:space="preserve"> </w:t>
+      </w:r>
+      <w:hyperlink r:id="rId80">
+        <w:r>
+          <w:rPr>
+            <w:rStyle w:val="Hyperlink"/>
+          </w:rPr>
+          <w:t xml:space="preserve">https://research-ebsco-com.twu.idm.oclc.org/linkprocessor/plink?id=b2980288-40fe-3165-8176-2fc59de6e53b</w:t>
+        </w:r>
+      </w:hyperlink>
+    </w:p>
+    <w:bookmarkEnd w:id="81"/>
+    <w:bookmarkStart w:id="82" w:name="ref-browerLearningCommunityModel2007"/>
     <w:p>
       <w:pPr>
         <w:pStyle w:val="Bibliography"/>
@@ -31758,15 +31759,26 @@
       <w:r>
         <w:t xml:space="preserve">.</w:t>
       </w:r>
-    </w:p>
-    <w:bookmarkEnd w:id="80"/>
-    <w:bookmarkStart w:id="81" w:name="ref-LearningOutcomesa"/>
+      <w:r>
+        <w:t xml:space="preserve"> </w:t>
+      </w:r>
+      <w:hyperlink r:id="rId47">
+        <w:r>
+          <w:rPr>
+            <w:rStyle w:val="Hyperlink"/>
+          </w:rPr>
+          <w:t xml:space="preserve">https://minds.wisconsin.edu/bitstream/handle/1793/43615/WP010.pdf?sequence=1&amp;isAllowed=y</w:t>
+        </w:r>
+      </w:hyperlink>
+    </w:p>
+    <w:bookmarkEnd w:id="82"/>
+    <w:bookmarkStart w:id="83" w:name="Xac3e3163bc658fc96ff2b724264402fa6d169ca"/>
     <w:p>
       <w:pPr>
         <w:pStyle w:val="Bibliography"/>
       </w:pPr>
       <w:r>
-        <w:t xml:space="preserve">Centre for Teaching and Learning. (n.d.).</w:t>
+        <w:t xml:space="preserve">Centre for Teaching Support &amp; Innovation. (2017).</w:t>
       </w:r>
       <w:r>
         <w:t xml:space="preserve"> </w:t>
@@ -31776,50 +31788,61 @@
           <w:i/>
           <w:iCs/>
         </w:rPr>
-        <w:t xml:space="preserve">Learning outcomes</w:t>
-      </w:r>
-      <w:r>
-        <w:t xml:space="preserve">. University of Western Ontario.</w:t>
-      </w:r>
-    </w:p>
-    <w:bookmarkEnd w:id="81"/>
-    <w:bookmarkStart w:id="82" w:name="ref-centreforteaching2017"/>
-    <w:p>
-      <w:pPr>
-        <w:pStyle w:val="Bibliography"/>
-      </w:pPr>
-      <w:r>
-        <w:t xml:space="preserve">Centre for Teaching Support &amp; Innovation. (2017).</w:t>
-      </w:r>
-      <w:r>
-        <w:t xml:space="preserve"> </w:t>
+        <w:t xml:space="preserve">Peer observation of teaching:</w:t>
       </w:r>
       <w:r>
         <w:rPr>
           <w:i/>
           <w:iCs/>
         </w:rPr>
-        <w:t xml:space="preserve">Peer observation of teaching:</w:t>
+        <w:t xml:space="preserve"> </w:t>
       </w:r>
       <w:r>
         <w:rPr>
           <w:i/>
           <w:iCs/>
         </w:rPr>
-        <w:t xml:space="preserve"> </w:t>
+        <w:t xml:space="preserve">Effective</w:t>
       </w:r>
       <w:r>
         <w:rPr>
           <w:i/>
           <w:iCs/>
         </w:rPr>
-        <w:t xml:space="preserve">Effective</w:t>
+        <w:t xml:space="preserve"> </w:t>
       </w:r>
       <w:r>
         <w:rPr>
           <w:i/>
           <w:iCs/>
         </w:rPr>
+        <w:t xml:space="preserve">practices</w:t>
+      </w:r>
+      <w:r>
+        <w:t xml:space="preserve">. Centre for Teaching Support &amp; Innovation, University of Toronto.</w:t>
+      </w:r>
+      <w:r>
+        <w:t xml:space="preserve"> </w:t>
+      </w:r>
+      <w:hyperlink r:id="rId44">
+        <w:r>
+          <w:rPr>
+            <w:rStyle w:val="Hyperlink"/>
+          </w:rPr>
+          <w:t xml:space="preserve">https://teaching.utoronto.ca/wp-content/uploads/Peer-Observation-of-Teaching-Guide.pdf</w:t>
+        </w:r>
+      </w:hyperlink>
+    </w:p>
+    <w:bookmarkEnd w:id="83"/>
+    <w:bookmarkStart w:id="85" w:name="Xc6808b24c94867434c4e88873150b7e32ee8a03"/>
+    <w:p>
+      <w:pPr>
+        <w:pStyle w:val="Bibliography"/>
+      </w:pPr>
+      <w:r>
+        <w:t xml:space="preserve">Claiborne, L., Morrell, J., Bandy, J., &amp; Bruff, D. (2018).</w:t>
+      </w:r>
+      <w:r>
         <w:t xml:space="preserve"> </w:t>
       </w:r>
       <w:r>
@@ -31827,20 +31850,31 @@
           <w:i/>
           <w:iCs/>
         </w:rPr>
-        <w:t xml:space="preserve">practices</w:t>
-      </w:r>
-      <w:r>
-        <w:t xml:space="preserve">. Centre for Teaching Support &amp; Innovation, University of Toronto.</w:t>
-      </w:r>
-    </w:p>
-    <w:bookmarkEnd w:id="82"/>
-    <w:bookmarkStart w:id="83" w:name="ref-ClaiborneTeachingoutside"/>
+        <w:t xml:space="preserve">Teaching outside the classroom</w:t>
+      </w:r>
+      <w:r>
+        <w:t xml:space="preserve">. Vanderbilt University Center for Teaching.</w:t>
+      </w:r>
+      <w:r>
+        <w:t xml:space="preserve"> </w:t>
+      </w:r>
+      <w:hyperlink r:id="rId84">
+        <w:r>
+          <w:rPr>
+            <w:rStyle w:val="Hyperlink"/>
+          </w:rPr>
+          <w:t xml:space="preserve">https://www.vanderbilt.edu/advanced-institute/</w:t>
+        </w:r>
+      </w:hyperlink>
+    </w:p>
+    <w:bookmarkEnd w:id="85"/>
+    <w:bookmarkStart w:id="86" w:name="Xf66ea26891a7ac2edd443664fbd09b37cace917"/>
     <w:p>
       <w:pPr>
         <w:pStyle w:val="Bibliography"/>
       </w:pPr>
       <w:r>
-        <w:t xml:space="preserve">Claiborne, L., Morrell, J., Bandy, J., &amp; Bruff, D. (2018). Teaching outside the classroom. In</w:t>
+        <w:t xml:space="preserve">Columbia Gorge Community College. (n.d.).</w:t>
       </w:r>
       <w:r>
         <w:t xml:space="preserve"> </w:t>
@@ -31850,20 +31884,31 @@
           <w:i/>
           <w:iCs/>
         </w:rPr>
-        <w:t xml:space="preserve">Vanderbilt University Center for Teaching</w:t>
+        <w:t xml:space="preserve">Columbia gorge community college classroom observation form</w:t>
       </w:r>
       <w:r>
         <w:t xml:space="preserve">.</w:t>
       </w:r>
-    </w:p>
-    <w:bookmarkEnd w:id="83"/>
-    <w:bookmarkStart w:id="84" w:name="ref-ColumbiaGorgeCC"/>
+      <w:r>
+        <w:t xml:space="preserve"> </w:t>
+      </w:r>
+      <w:hyperlink r:id="rId51">
+        <w:r>
+          <w:rPr>
+            <w:rStyle w:val="Hyperlink"/>
+          </w:rPr>
+          <w:t xml:space="preserve">https://www.cgcc.edu/sites/default/files/faculty/Classroom-Observation-Form.pdf</w:t>
+        </w:r>
+      </w:hyperlink>
+    </w:p>
+    <w:bookmarkEnd w:id="86"/>
+    <w:bookmarkStart w:id="87" w:name="ref-darbySmallTeachingOnline2019"/>
     <w:p>
       <w:pPr>
         <w:pStyle w:val="Bibliography"/>
       </w:pPr>
       <w:r>
-        <w:t xml:space="preserve">Columbia Gorge Community College. (n.d.).</w:t>
+        <w:t xml:space="preserve">Darby, F., &amp; Lang, J. M. (2019).</w:t>
       </w:r>
       <w:r>
         <w:t xml:space="preserve"> </w:t>
@@ -31873,50 +31918,50 @@
           <w:i/>
           <w:iCs/>
         </w:rPr>
-        <w:t xml:space="preserve">Columbia gorge community college classroom observation form</w:t>
-      </w:r>
-      <w:r>
-        <w:t xml:space="preserve">.</w:t>
-      </w:r>
-    </w:p>
-    <w:bookmarkEnd w:id="84"/>
-    <w:bookmarkStart w:id="85" w:name="ref-darbySmallTeachingOnline2019"/>
-    <w:p>
-      <w:pPr>
-        <w:pStyle w:val="Bibliography"/>
-      </w:pPr>
-      <w:r>
-        <w:t xml:space="preserve">Darby, F., &amp; Lang, J. M. (2019).</w:t>
-      </w:r>
-      <w:r>
-        <w:t xml:space="preserve"> </w:t>
+        <w:t xml:space="preserve">Small teaching online:</w:t>
       </w:r>
       <w:r>
         <w:rPr>
           <w:i/>
           <w:iCs/>
         </w:rPr>
-        <w:t xml:space="preserve">Small teaching online:</w:t>
+        <w:t xml:space="preserve"> </w:t>
       </w:r>
       <w:r>
         <w:rPr>
           <w:i/>
           <w:iCs/>
         </w:rPr>
-        <w:t xml:space="preserve"> </w:t>
+        <w:t xml:space="preserve">Applying</w:t>
       </w:r>
       <w:r>
         <w:rPr>
           <w:i/>
           <w:iCs/>
         </w:rPr>
-        <w:t xml:space="preserve">Applying</w:t>
+        <w:t xml:space="preserve"> </w:t>
       </w:r>
       <w:r>
         <w:rPr>
           <w:i/>
           <w:iCs/>
         </w:rPr>
+        <w:t xml:space="preserve">learning science in online classes</w:t>
+      </w:r>
+      <w:r>
+        <w:t xml:space="preserve">. Jossey-Bass.</w:t>
+      </w:r>
+    </w:p>
+    <w:bookmarkEnd w:id="87"/>
+    <w:bookmarkStart w:id="88" w:name="ref-duttoninstituteFacultyPeerReview"/>
+    <w:p>
+      <w:pPr>
+        <w:pStyle w:val="Bibliography"/>
+      </w:pPr>
+      <w:r>
+        <w:t xml:space="preserve">Dutton Institute. (n.d.).</w:t>
+      </w:r>
+      <w:r>
         <w:t xml:space="preserve"> </w:t>
       </w:r>
       <w:r>
@@ -31924,20 +31969,31 @@
           <w:i/>
           <w:iCs/>
         </w:rPr>
-        <w:t xml:space="preserve">learning science in online classes</w:t>
-      </w:r>
-      <w:r>
-        <w:t xml:space="preserve">. Jossey-Bass.</w:t>
-      </w:r>
-    </w:p>
-    <w:bookmarkEnd w:id="85"/>
-    <w:bookmarkStart w:id="86" w:name="ref-FacultyPeerReview"/>
+        <w:t xml:space="preserve">Faculty peer review of online teaching</w:t>
+      </w:r>
+      <w:r>
+        <w:t xml:space="preserve">.</w:t>
+      </w:r>
+      <w:r>
+        <w:t xml:space="preserve"> </w:t>
+      </w:r>
+      <w:hyperlink r:id="rId52">
+        <w:r>
+          <w:rPr>
+            <w:rStyle w:val="Hyperlink"/>
+          </w:rPr>
+          <w:t xml:space="preserve">https://dutton.psu.edu/peer-review-online</w:t>
+        </w:r>
+      </w:hyperlink>
+    </w:p>
+    <w:bookmarkEnd w:id="88"/>
+    <w:bookmarkStart w:id="90" w:name="X95317a15ceb4618aa070695e061aef79341b4e8"/>
     <w:p>
       <w:pPr>
         <w:pStyle w:val="Bibliography"/>
       </w:pPr>
       <w:r>
-        <w:t xml:space="preserve">Dutton Institute. (n.d.).</w:t>
+        <w:t xml:space="preserve">Forrest, M. E. S. (2008). On becoming a critically reflective practitioner.</w:t>
       </w:r>
       <w:r>
         <w:t xml:space="preserve"> </w:t>
@@ -31947,20 +32003,10 @@
           <w:i/>
           <w:iCs/>
         </w:rPr>
-        <w:t xml:space="preserve">Faculty peer review of online teaching</w:t>
-      </w:r>
-      <w:r>
-        <w:t xml:space="preserve">. https://dutton.psu.edu/peer-review-online.</w:t>
-      </w:r>
-    </w:p>
-    <w:bookmarkEnd w:id="86"/>
-    <w:bookmarkStart w:id="87" w:name="X95317a15ceb4618aa070695e061aef79341b4e8"/>
-    <w:p>
-      <w:pPr>
-        <w:pStyle w:val="Bibliography"/>
-      </w:pPr>
-      <w:r>
-        <w:t xml:space="preserve">Forrest, M. E. S. (2008). On becoming a critically reflective practitioner.</w:t>
+        <w:t xml:space="preserve">Health Information and Libraries Journal</w:t>
+      </w:r>
+      <w:r>
+        <w:t xml:space="preserve">,</w:t>
       </w:r>
       <w:r>
         <w:t xml:space="preserve"> </w:t>
@@ -31970,27 +32016,25 @@
           <w:i/>
           <w:iCs/>
         </w:rPr>
-        <w:t xml:space="preserve">Health Information and Libraries Journal</w:t>
-      </w:r>
-      <w:r>
-        <w:t xml:space="preserve">,</w:t>
-      </w:r>
-      <w:r>
-        <w:t xml:space="preserve"> </w:t>
-      </w:r>
-      <w:r>
-        <w:rPr>
-          <w:i/>
-          <w:iCs/>
-        </w:rPr>
         <w:t xml:space="preserve">25</w:t>
       </w:r>
       <w:r>
         <w:t xml:space="preserve">(3), 229–232.</w:t>
       </w:r>
-    </w:p>
-    <w:bookmarkEnd w:id="87"/>
-    <w:bookmarkStart w:id="88" w:name="ref-galliGibbsCycleReview2022"/>
+      <w:r>
+        <w:t xml:space="preserve"> </w:t>
+      </w:r>
+      <w:hyperlink r:id="rId89">
+        <w:r>
+          <w:rPr>
+            <w:rStyle w:val="Hyperlink"/>
+          </w:rPr>
+          <w:t xml:space="preserve">https://research.ebsco.com/linkprocessor/plink?id=b5db3ae6-779d-39c0-a9c5-32ba39d7aad3</w:t>
+        </w:r>
+      </w:hyperlink>
+    </w:p>
+    <w:bookmarkEnd w:id="90"/>
+    <w:bookmarkStart w:id="91" w:name="ref-galliGibbsCycleReview2022"/>
     <w:p>
       <w:pPr>
         <w:pStyle w:val="Bibliography"/>
@@ -32048,8 +32092,8 @@
         </w:r>
       </w:hyperlink>
     </w:p>
-    <w:bookmarkEnd w:id="88"/>
-    <w:bookmarkStart w:id="90" w:name="X3068907afdd87bf631c1ad5083d7a5fd8ab0176"/>
+    <w:bookmarkEnd w:id="91"/>
+    <w:bookmarkStart w:id="92" w:name="ref-garrisonCriticalInquiryTextbased1999"/>
     <w:p>
       <w:pPr>
         <w:pStyle w:val="Bibliography"/>
@@ -32098,7 +32142,7 @@
       <w:r>
         <w:t xml:space="preserve"> </w:t>
       </w:r>
-      <w:hyperlink r:id="rId89">
+      <w:hyperlink r:id="rId45">
         <w:r>
           <w:rPr>
             <w:rStyle w:val="Hyperlink"/>
@@ -32107,8 +32151,8 @@
         </w:r>
       </w:hyperlink>
     </w:p>
-    <w:bookmarkEnd w:id="90"/>
-    <w:bookmarkStart w:id="91" w:name="ref-Gibbs1988"/>
+    <w:bookmarkEnd w:id="92"/>
+    <w:bookmarkStart w:id="93" w:name="ref-gibbsLearningDoingGuide1998"/>
     <w:p>
       <w:pPr>
         <w:pStyle w:val="Bibliography"/>
@@ -32158,14 +32202,14 @@
         <w:t xml:space="preserve">. Further Education Unit.</w:t>
       </w:r>
     </w:p>
-    <w:bookmarkEnd w:id="91"/>
-    <w:bookmarkStart w:id="92" w:name="X1977a2c26db1adfaa2e0c7e16a1f00501be82e6"/>
+    <w:bookmarkEnd w:id="93"/>
+    <w:bookmarkStart w:id="95" w:name="ref-hattiePowerFeedback2007"/>
     <w:p>
       <w:pPr>
         <w:pStyle w:val="Bibliography"/>
       </w:pPr>
       <w:r>
-        <w:t xml:space="preserve">Government of Alberta. (2018).</w:t>
+        <w:t xml:space="preserve">Hattie, J., &amp; Timperley, H. (2007). The power of feedback.</w:t>
       </w:r>
       <w:r>
         <w:t xml:space="preserve"> </w:t>
@@ -32175,20 +32219,10 @@
           <w:i/>
           <w:iCs/>
         </w:rPr>
-        <w:t xml:space="preserve">Making sense of universal design for learning</w:t>
-      </w:r>
-      <w:r>
-        <w:t xml:space="preserve">. YouTube.</w:t>
-      </w:r>
-    </w:p>
-    <w:bookmarkEnd w:id="92"/>
-    <w:bookmarkStart w:id="94" w:name="ref-hattiePowerFeedback2007"/>
-    <w:p>
-      <w:pPr>
-        <w:pStyle w:val="Bibliography"/>
-      </w:pPr>
-      <w:r>
-        <w:t xml:space="preserve">Hattie, J., &amp; Timperley, H. (2007). The power of feedback.</w:t>
+        <w:t xml:space="preserve">Review of Educational Research</w:t>
+      </w:r>
+      <w:r>
+        <w:t xml:space="preserve">,</w:t>
       </w:r>
       <w:r>
         <w:t xml:space="preserve"> </w:t>
@@ -32198,19 +32232,6 @@
           <w:i/>
           <w:iCs/>
         </w:rPr>
-        <w:t xml:space="preserve">Review of Educational Research</w:t>
-      </w:r>
-      <w:r>
-        <w:t xml:space="preserve">,</w:t>
-      </w:r>
-      <w:r>
-        <w:t xml:space="preserve"> </w:t>
-      </w:r>
-      <w:r>
-        <w:rPr>
-          <w:i/>
-          <w:iCs/>
-        </w:rPr>
         <w:t xml:space="preserve">77</w:t>
       </w:r>
       <w:r>
@@ -32219,7 +32240,7 @@
       <w:r>
         <w:t xml:space="preserve"> </w:t>
       </w:r>
-      <w:hyperlink r:id="rId93">
+      <w:hyperlink r:id="rId94">
         <w:r>
           <w:rPr>
             <w:rStyle w:val="Hyperlink"/>
@@ -32228,23 +32249,14 @@
         </w:r>
       </w:hyperlink>
     </w:p>
-    <w:bookmarkEnd w:id="94"/>
-    <w:bookmarkStart w:id="95" w:name="ref-holetonInclusiveLearningSpaces2020"/>
+    <w:bookmarkEnd w:id="95"/>
+    <w:bookmarkStart w:id="96" w:name="ref-holetonInclusiveLearningSpaces2020"/>
     <w:p>
       <w:pPr>
         <w:pStyle w:val="Bibliography"/>
       </w:pPr>
       <w:r>
-        <w:t xml:space="preserve">Holeton, R. (2020). Toward inclusive learning spaces:</w:t>
-      </w:r>
-      <w:r>
-        <w:t xml:space="preserve"> </w:t>
-      </w:r>
-      <w:r>
-        <w:t xml:space="preserve">Physiological</w:t>
-      </w:r>
-      <w:r>
-        <w:t xml:space="preserve">, cognitive, and cultural inclusion and the learning space rating system. In</w:t>
+        <w:t xml:space="preserve">Holeton, R. (2020).</w:t>
       </w:r>
       <w:r>
         <w:t xml:space="preserve"> </w:t>
@@ -32254,45 +32266,13 @@
           <w:i/>
           <w:iCs/>
         </w:rPr>
-        <w:t xml:space="preserve">EDUCAUSE Review</w:t>
-      </w:r>
-      <w:r>
-        <w:t xml:space="preserve">. https://er.educause.edu/articles/2020/2/toward-inclusive-learning-spaces.</w:t>
-      </w:r>
-    </w:p>
-    <w:bookmarkEnd w:id="95"/>
-    <w:bookmarkStart w:id="96" w:name="ref-irishFiveCompetenciesCulturally2012"/>
-    <w:p>
-      <w:pPr>
-        <w:pStyle w:val="Bibliography"/>
-      </w:pPr>
-      <w:r>
-        <w:t xml:space="preserve">Irish, C., &amp; Scrubb, M. (2012). Five competencies for culturally competent teaching and learning. In</w:t>
-      </w:r>
-      <w:r>
-        <w:t xml:space="preserve"> </w:t>
+        <w:t xml:space="preserve">Toward inclusive learning spaces:</w:t>
       </w:r>
       <w:r>
         <w:rPr>
           <w:i/>
           <w:iCs/>
         </w:rPr>
-        <w:t xml:space="preserve">Faculty Focus</w:t>
-      </w:r>
-      <w:r>
-        <w:t xml:space="preserve">. https://www.facultyfocus.com/articles/teaching-and-learning/five-competencies-for-culturally-competent-teaching-and-learning/.</w:t>
-      </w:r>
-    </w:p>
-    <w:bookmarkEnd w:id="96"/>
-    <w:bookmarkStart w:id="98" w:name="X76906ae3453d811c850b18cf40c611a27e65faf"/>
-    <w:p>
-      <w:pPr>
-        <w:pStyle w:val="Bibliography"/>
-      </w:pPr>
-      <w:r>
-        <w:t xml:space="preserve">Kawulich, B. B. (2005). Participant observation as a data collection method.</w:t>
-      </w:r>
-      <w:r>
         <w:t xml:space="preserve"> </w:t>
       </w:r>
       <w:r>
@@ -32300,19 +32280,136 @@
           <w:i/>
           <w:iCs/>
         </w:rPr>
-        <w:t xml:space="preserve">Forum Qualitative Sozialforschung / Forum: Qualitative Social Research</w:t>
-      </w:r>
-      <w:r>
-        <w:t xml:space="preserve">,</w:t>
-      </w:r>
-      <w:r>
-        <w:t xml:space="preserve"> </w:t>
+        <w:t xml:space="preserve">Physiological</w:t>
       </w:r>
       <w:r>
         <w:rPr>
           <w:i/>
           <w:iCs/>
         </w:rPr>
+        <w:t xml:space="preserve">, cognitive, and cultural inclusion and the learning space rating system</w:t>
+      </w:r>
+      <w:r>
+        <w:t xml:space="preserve">. EDUCAUSE Review.</w:t>
+      </w:r>
+      <w:r>
+        <w:t xml:space="preserve"> </w:t>
+      </w:r>
+      <w:hyperlink r:id="rId69">
+        <w:r>
+          <w:rPr>
+            <w:rStyle w:val="Hyperlink"/>
+          </w:rPr>
+          <w:t xml:space="preserve">https://er.educause.edu/articles/2020/2/toward-inclusive-learning-spaces</w:t>
+        </w:r>
+      </w:hyperlink>
+    </w:p>
+    <w:bookmarkEnd w:id="96"/>
+    <w:bookmarkStart w:id="98" w:name="ref-IdentitySafeClassrooms"/>
+    <w:p>
+      <w:pPr>
+        <w:pStyle w:val="Bibliography"/>
+      </w:pPr>
+      <w:r>
+        <w:rPr>
+          <w:i/>
+          <w:iCs/>
+        </w:rPr>
+        <w:t xml:space="preserve">Identity</w:t>
+      </w:r>
+      <w:r>
+        <w:rPr>
+          <w:i/>
+          <w:iCs/>
+        </w:rPr>
+        <w:t xml:space="preserve"> </w:t>
+      </w:r>
+      <w:r>
+        <w:rPr>
+          <w:i/>
+          <w:iCs/>
+        </w:rPr>
+        <w:t xml:space="preserve">Safe Classrooms</w:t>
+      </w:r>
+      <w:r>
+        <w:t xml:space="preserve">. (2014). Identity Safe Classrooms.</w:t>
+      </w:r>
+      <w:r>
+        <w:t xml:space="preserve"> </w:t>
+      </w:r>
+      <w:hyperlink r:id="rId97">
+        <w:r>
+          <w:rPr>
+            <w:rStyle w:val="Hyperlink"/>
+          </w:rPr>
+          <w:t xml:space="preserve">http://www.identitysafeclassrooms.com</w:t>
+        </w:r>
+      </w:hyperlink>
+    </w:p>
+    <w:bookmarkEnd w:id="98"/>
+    <w:bookmarkStart w:id="100" w:name="ref-irishFiveCompetenciesCulturally2012"/>
+    <w:p>
+      <w:pPr>
+        <w:pStyle w:val="Bibliography"/>
+      </w:pPr>
+      <w:r>
+        <w:t xml:space="preserve">Irish, C., &amp; Scrubb, M. (2012, November 12).</w:t>
+      </w:r>
+      <w:r>
+        <w:t xml:space="preserve"> </w:t>
+      </w:r>
+      <w:r>
+        <w:rPr>
+          <w:i/>
+          <w:iCs/>
+        </w:rPr>
+        <w:t xml:space="preserve">Five competencies for culturally competent teaching and learning</w:t>
+      </w:r>
+      <w:r>
+        <w:t xml:space="preserve">. Faculty Focus.</w:t>
+      </w:r>
+      <w:r>
+        <w:t xml:space="preserve"> </w:t>
+      </w:r>
+      <w:hyperlink r:id="rId99">
+        <w:r>
+          <w:rPr>
+            <w:rStyle w:val="Hyperlink"/>
+          </w:rPr>
+          <w:t xml:space="preserve">https://www.facultyfocus.com/articles/teaching-and-learning/five-competencies-for-culturally-competent-teaching-and-learning/</w:t>
+        </w:r>
+      </w:hyperlink>
+    </w:p>
+    <w:bookmarkEnd w:id="100"/>
+    <w:bookmarkStart w:id="102" w:name="X76906ae3453d811c850b18cf40c611a27e65faf"/>
+    <w:p>
+      <w:pPr>
+        <w:pStyle w:val="Bibliography"/>
+      </w:pPr>
+      <w:r>
+        <w:t xml:space="preserve">Kawulich, B. B. (2005). Participant observation as a data collection method.</w:t>
+      </w:r>
+      <w:r>
+        <w:t xml:space="preserve"> </w:t>
+      </w:r>
+      <w:r>
+        <w:rPr>
+          <w:i/>
+          <w:iCs/>
+        </w:rPr>
+        <w:t xml:space="preserve">Forum Qualitative Sozialforschung / Forum: Qualitative Social Research</w:t>
+      </w:r>
+      <w:r>
+        <w:t xml:space="preserve">,</w:t>
+      </w:r>
+      <w:r>
+        <w:t xml:space="preserve"> </w:t>
+      </w:r>
+      <w:r>
+        <w:rPr>
+          <w:i/>
+          <w:iCs/>
+        </w:rPr>
         <w:t xml:space="preserve">6</w:t>
       </w:r>
       <w:r>
@@ -32321,7 +32418,7 @@
       <w:r>
         <w:t xml:space="preserve"> </w:t>
       </w:r>
-      <w:hyperlink r:id="rId97">
+      <w:hyperlink r:id="rId101">
         <w:r>
           <w:rPr>
             <w:rStyle w:val="Hyperlink"/>
@@ -32330,14 +32427,14 @@
         </w:r>
       </w:hyperlink>
     </w:p>
-    <w:bookmarkEnd w:id="98"/>
-    <w:bookmarkStart w:id="99" w:name="ref-kiperKnowingCultures2020"/>
+    <w:bookmarkEnd w:id="102"/>
+    <w:bookmarkStart w:id="104" w:name="ref-kiperKnowingCultures2020"/>
     <w:p>
       <w:pPr>
         <w:pStyle w:val="Bibliography"/>
       </w:pPr>
       <w:r>
-        <w:t xml:space="preserve">Kiper, J. (2020). Knowing across cultures. In</w:t>
+        <w:t xml:space="preserve">Kiper, J. (2020, September 30).</w:t>
       </w:r>
       <w:r>
         <w:t xml:space="preserve"> </w:t>
@@ -32347,14 +32444,25 @@
           <w:i/>
           <w:iCs/>
         </w:rPr>
-        <w:t xml:space="preserve">Anthropology News</w:t>
-      </w:r>
-      <w:r>
-        <w:t xml:space="preserve">. https://www.anthropology-news.org/articles/knowing-across-cultures/.</w:t>
-      </w:r>
-    </w:p>
-    <w:bookmarkEnd w:id="99"/>
-    <w:bookmarkStart w:id="101" w:name="ref-lafeverSwitchingBloomMedicine2016"/>
+        <w:t xml:space="preserve">Knowing across cultures</w:t>
+      </w:r>
+      <w:r>
+        <w:t xml:space="preserve">. Anthropology News.</w:t>
+      </w:r>
+      <w:r>
+        <w:t xml:space="preserve"> </w:t>
+      </w:r>
+      <w:hyperlink r:id="rId103">
+        <w:r>
+          <w:rPr>
+            <w:rStyle w:val="Hyperlink"/>
+          </w:rPr>
+          <w:t xml:space="preserve">https://www.anthropology-news.org/articles/knowing-across-cultures/</w:t>
+        </w:r>
+      </w:hyperlink>
+    </w:p>
+    <w:bookmarkEnd w:id="104"/>
+    <w:bookmarkStart w:id="106" w:name="ref-lafeverSwitchingBloomMedicine2016"/>
     <w:p>
       <w:pPr>
         <w:pStyle w:val="Bibliography"/>
@@ -32390,7 +32498,7 @@
       <w:r>
         <w:t xml:space="preserve"> </w:t>
       </w:r>
-      <w:hyperlink r:id="rId100">
+      <w:hyperlink r:id="rId105">
         <w:r>
           <w:rPr>
             <w:rStyle w:val="Hyperlink"/>
@@ -32399,8 +32507,8 @@
         </w:r>
       </w:hyperlink>
     </w:p>
-    <w:bookmarkEnd w:id="101"/>
-    <w:bookmarkStart w:id="103" w:name="ref-laffierNeedPromotingDeveloping2017"/>
+    <w:bookmarkEnd w:id="106"/>
+    <w:bookmarkStart w:id="108" w:name="ref-laffierNeedPromotingDeveloping2017"/>
     <w:p>
       <w:pPr>
         <w:pStyle w:val="Bibliography"/>
@@ -32427,7 +32535,7 @@
       <w:r>
         <w:t xml:space="preserve"> </w:t>
       </w:r>
-      <w:hyperlink r:id="rId102">
+      <w:hyperlink r:id="rId107">
         <w:r>
           <w:rPr>
             <w:rStyle w:val="Hyperlink"/>
@@ -32436,8 +32544,8 @@
         </w:r>
       </w:hyperlink>
     </w:p>
-    <w:bookmarkEnd w:id="103"/>
-    <w:bookmarkStart w:id="104" w:name="ref-langSmallTeachingEveryday2021"/>
+    <w:bookmarkEnd w:id="108"/>
+    <w:bookmarkStart w:id="109" w:name="ref-langSmallTeachingEveryday2021"/>
     <w:p>
       <w:pPr>
         <w:pStyle w:val="Bibliography"/>
@@ -32490,8 +32598,8 @@
         <w:t xml:space="preserve">(2nd ed.). Jossey-Bass.</w:t>
       </w:r>
     </w:p>
-    <w:bookmarkEnd w:id="104"/>
-    <w:bookmarkStart w:id="106" w:name="X960f9ff93b110ebae6a6429f02f8fb66d82a3d4"/>
+    <w:bookmarkEnd w:id="109"/>
+    <w:bookmarkStart w:id="111" w:name="X960f9ff93b110ebae6a6429f02f8fb66d82a3d4"/>
     <w:p>
       <w:pPr>
         <w:pStyle w:val="Bibliography"/>
@@ -32540,7 +32648,7 @@
       <w:r>
         <w:t xml:space="preserve"> </w:t>
       </w:r>
-      <w:hyperlink r:id="rId105">
+      <w:hyperlink r:id="rId110">
         <w:r>
           <w:rPr>
             <w:rStyle w:val="Hyperlink"/>
@@ -32549,8 +32657,29 @@
         </w:r>
       </w:hyperlink>
     </w:p>
-    <w:bookmarkEnd w:id="106"/>
-    <w:bookmarkStart w:id="107" w:name="ref-lefebvreReflectionTeachingAction2023"/>
+    <w:bookmarkEnd w:id="111"/>
+    <w:bookmarkStart w:id="112" w:name="X65eb918fedb69b5b413f293f607d1b320b3be5a"/>
+    <w:p>
+      <w:pPr>
+        <w:pStyle w:val="Bibliography"/>
+      </w:pPr>
+      <w:r>
+        <w:t xml:space="preserve">Learning Outcomes. Retrieved March 13, 2026, from</w:t>
+      </w:r>
+      <w:r>
+        <w:t xml:space="preserve"> </w:t>
+      </w:r>
+      <w:hyperlink r:id="rId21">
+        <w:r>
+          <w:rPr>
+            <w:rStyle w:val="Hyperlink"/>
+          </w:rPr>
+          <w:t xml:space="preserve">https://teaching.uwo.ca/curriculum/coursedesign/learning-outcomes.html</w:t>
+        </w:r>
+      </w:hyperlink>
+    </w:p>
+    <w:bookmarkEnd w:id="112"/>
+    <w:bookmarkStart w:id="113" w:name="ref-lefebvreReflectionTeachingAction2023"/>
     <w:p>
       <w:pPr>
         <w:pStyle w:val="Bibliography"/>
@@ -32596,8 +32725,8 @@
         </w:r>
       </w:hyperlink>
     </w:p>
-    <w:bookmarkEnd w:id="107"/>
-    <w:bookmarkStart w:id="108" w:name="Xdb3a3ce86b4b0771d57f220c616ae71f0d77983"/>
+    <w:bookmarkEnd w:id="113"/>
+    <w:bookmarkStart w:id="115" w:name="Xffdaa8758db6b207b28328adf6364d459fadc96"/>
     <w:p>
       <w:pPr>
         <w:pStyle w:val="Bibliography"/>
@@ -32630,11 +32759,22 @@
         <w:t xml:space="preserve">Introduction</w:t>
       </w:r>
       <w:r>
-        <w:t xml:space="preserve">. https://www.liberatingstructures.com/.</w:t>
-      </w:r>
-    </w:p>
-    <w:bookmarkEnd w:id="108"/>
-    <w:bookmarkStart w:id="109" w:name="ref-lipmanowiczLiberatingStructuresLS"/>
+        <w:t xml:space="preserve">. Retrieved March 14, 2026, from</w:t>
+      </w:r>
+      <w:r>
+        <w:t xml:space="preserve"> </w:t>
+      </w:r>
+      <w:hyperlink r:id="rId114">
+        <w:r>
+          <w:rPr>
+            <w:rStyle w:val="Hyperlink"/>
+          </w:rPr>
+          <w:t xml:space="preserve">https://www.liberatingstructures.com/</w:t>
+        </w:r>
+      </w:hyperlink>
+    </w:p>
+    <w:bookmarkEnd w:id="115"/>
+    <w:bookmarkStart w:id="117" w:name="X7e3d10be136e24dfb5439c74d919ee837437def"/>
     <w:p>
       <w:pPr>
         <w:pStyle w:val="Bibliography"/>
@@ -32681,11 +32821,22 @@
         <w:t xml:space="preserve">by including and unleashing everyone</w:t>
       </w:r>
       <w:r>
-        <w:t xml:space="preserve">. https://www.liberatingstructures.com/fs11-innovating-by-including/.</w:t>
-      </w:r>
-    </w:p>
-    <w:bookmarkEnd w:id="109"/>
-    <w:bookmarkStart w:id="111" w:name="X7fa7e1a5ec33732ce605d382c395cc9ac0304f3"/>
+        <w:t xml:space="preserve">.</w:t>
+      </w:r>
+      <w:r>
+        <w:t xml:space="preserve"> </w:t>
+      </w:r>
+      <w:hyperlink r:id="rId116">
+        <w:r>
+          <w:rPr>
+            <w:rStyle w:val="Hyperlink"/>
+          </w:rPr>
+          <w:t xml:space="preserve">https://www.liberatingstructures.com/fs11-innovating-by-including/</w:t>
+        </w:r>
+      </w:hyperlink>
+    </w:p>
+    <w:bookmarkEnd w:id="117"/>
+    <w:bookmarkStart w:id="118" w:name="X7fa7e1a5ec33732ce605d382c395cc9ac0304f3"/>
     <w:p>
       <w:pPr>
         <w:pStyle w:val="Bibliography"/>
@@ -32734,7 +32885,7 @@
       <w:r>
         <w:t xml:space="preserve"> </w:t>
       </w:r>
-      <w:hyperlink r:id="rId110">
+      <w:hyperlink r:id="rId33">
         <w:r>
           <w:rPr>
             <w:rStyle w:val="Hyperlink"/>
@@ -32743,92 +32894,83 @@
         </w:r>
       </w:hyperlink>
     </w:p>
-    <w:bookmarkEnd w:id="111"/>
-    <w:bookmarkStart w:id="112" w:name="X707d9e9d9c2c23ac5b4e6e7aaca8da21fa88894"/>
+    <w:bookmarkEnd w:id="118"/>
+    <w:bookmarkStart w:id="119" w:name="X95ebd18ecca1ccb847c4a70c5c9b3e522c90696"/>
     <w:p>
       <w:pPr>
         <w:pStyle w:val="Bibliography"/>
       </w:pPr>
-      <w:r>
-        <w:t xml:space="preserve">Madland, C. (2017).</w:t>
-      </w:r>
-      <w:r>
-        <w:t xml:space="preserve"> </w:t>
-      </w:r>
       <w:r>
         <w:rPr>
           <w:i/>
           <w:iCs/>
         </w:rPr>
-        <w:t xml:space="preserve">TWU</w:t>
-      </w:r>
-      <w:r>
-        <w:rPr>
-          <w:i/>
-          <w:iCs/>
-        </w:rPr>
-        <w:t xml:space="preserve"> </w:t>
-      </w:r>
-      <w:r>
-        <w:rPr>
-          <w:i/>
-          <w:iCs/>
-        </w:rPr>
-        <w:t xml:space="preserve">community of transformational learning</w:t>
-      </w:r>
-      <w:r>
-        <w:t xml:space="preserve">.</w:t>
-      </w:r>
-    </w:p>
-    <w:bookmarkEnd w:id="112"/>
-    <w:bookmarkStart w:id="114" w:name="ref-malikExploringImpactExcessive2023"/>
-    <w:p>
-      <w:pPr>
-        <w:pStyle w:val="Bibliography"/>
-      </w:pPr>
-      <w:r>
-        <w:t xml:space="preserve">Malik, A. H., Jalall, M. A., Abbasi, S. A. R., &amp; Rashid, A. (2023). Exploring the impact of excessive teacher talk time on participation and learning of english language learners.</w:t>
-      </w:r>
-      <w:r>
-        <w:t xml:space="preserve"> </w:t>
-      </w:r>
-      <w:r>
-        <w:rPr>
-          <w:i/>
-          <w:iCs/>
-        </w:rPr>
-        <w:t xml:space="preserve">VFAST Transactions on Education and Social Sciences</w:t>
-      </w:r>
-      <w:r>
-        <w:t xml:space="preserve">,</w:t>
-      </w:r>
-      <w:r>
-        <w:t xml:space="preserve"> </w:t>
-      </w:r>
-      <w:r>
-        <w:rPr>
-          <w:i/>
-          <w:iCs/>
-        </w:rPr>
-        <w:t xml:space="preserve">11</w:t>
-      </w:r>
-      <w:r>
-        <w:t xml:space="preserve">(2), 46–55.</w:t>
-      </w:r>
-      <w:r>
-        <w:t xml:space="preserve"> </w:t>
-      </w:r>
-      <w:hyperlink r:id="rId113">
+        <w:t xml:space="preserve">Making sense of universal design for learning</w:t>
+      </w:r>
+      <w:r>
+        <w:t xml:space="preserve">. (2018, April 10). YouTube.</w:t>
+      </w:r>
+      <w:r>
+        <w:t xml:space="preserve"> </w:t>
+      </w:r>
+      <w:hyperlink r:id="rId68">
         <w:r>
           <w:rPr>
             <w:rStyle w:val="Hyperlink"/>
           </w:rPr>
-          <w:t xml:space="preserve">https://doi.org/10.21015/vtess.v11i2.1519</w:t>
+          <w:t xml:space="preserve">https://www.youtube.com/watch?v=PQSAQdxnQBY</w:t>
         </w:r>
       </w:hyperlink>
     </w:p>
-    <w:bookmarkEnd w:id="114"/>
-    <w:bookmarkStart w:id="115" w:name="X1dfbfde2d4ea19472885f8dc001b1b24b4d0429"/>
+    <w:bookmarkEnd w:id="119"/>
+    <w:bookmarkStart w:id="121" w:name="ref-malikExploringImpactExcessive2023"/>
+    <w:p>
+      <w:pPr>
+        <w:pStyle w:val="Bibliography"/>
+      </w:pPr>
+      <w:r>
+        <w:t xml:space="preserve">Malik, A. H., Jalall, M. A., Abbasi, S. A. R., &amp; Rashid, A. (2023). Exploring the impact of excessive teacher talk time on participation and learning of english language learners.</w:t>
+      </w:r>
+      <w:r>
+        <w:t xml:space="preserve"> </w:t>
+      </w:r>
+      <w:r>
+        <w:rPr>
+          <w:i/>
+          <w:iCs/>
+        </w:rPr>
+        <w:t xml:space="preserve">VFAST Transactions on Education and Social Sciences</w:t>
+      </w:r>
+      <w:r>
+        <w:t xml:space="preserve">,</w:t>
+      </w:r>
+      <w:r>
+        <w:t xml:space="preserve"> </w:t>
+      </w:r>
+      <w:r>
+        <w:rPr>
+          <w:i/>
+          <w:iCs/>
+        </w:rPr>
+        <w:t xml:space="preserve">11</w:t>
+      </w:r>
+      <w:r>
+        <w:t xml:space="preserve">(2), 46–55.</w:t>
+      </w:r>
+      <w:r>
+        <w:t xml:space="preserve"> </w:t>
+      </w:r>
+      <w:hyperlink r:id="rId120">
+        <w:r>
+          <w:rPr>
+            <w:rStyle w:val="Hyperlink"/>
+          </w:rPr>
+          <w:t xml:space="preserve">https://vfast.org/journals/index.php/VTESS/article/view/1519</w:t>
+        </w:r>
+      </w:hyperlink>
+    </w:p>
+    <w:bookmarkEnd w:id="121"/>
+    <w:bookmarkStart w:id="122" w:name="X1dfbfde2d4ea19472885f8dc001b1b24b4d0429"/>
     <w:p>
       <w:pPr>
         <w:pStyle w:val="Bibliography"/>
@@ -32874,8 +33016,8 @@
         </w:r>
       </w:hyperlink>
     </w:p>
-    <w:bookmarkEnd w:id="115"/>
-    <w:bookmarkStart w:id="117" w:name="X12c53934dc932194ebee43b46091d675c89c521"/>
+    <w:bookmarkEnd w:id="122"/>
+    <w:bookmarkStart w:id="124" w:name="X12c53934dc932194ebee43b46091d675c89c521"/>
     <w:p>
       <w:pPr>
         <w:pStyle w:val="Bibliography"/>
@@ -32936,7 +33078,7 @@
       <w:r>
         <w:t xml:space="preserve"> </w:t>
       </w:r>
-      <w:hyperlink r:id="rId116">
+      <w:hyperlink r:id="rId123">
         <w:r>
           <w:rPr>
             <w:rStyle w:val="Hyperlink"/>
@@ -32945,26 +33087,14 @@
         </w:r>
       </w:hyperlink>
     </w:p>
-    <w:bookmarkEnd w:id="117"/>
-    <w:bookmarkStart w:id="118" w:name="X7913d27211d8f881e9f2cdadffe80518146ac83"/>
+    <w:bookmarkEnd w:id="124"/>
+    <w:bookmarkStart w:id="126" w:name="X7913d27211d8f881e9f2cdadffe80518146ac83"/>
     <w:p>
       <w:pPr>
         <w:pStyle w:val="Bibliography"/>
       </w:pPr>
       <w:r>
-        <w:t xml:space="preserve">McTighe, J., &amp; Wiggins, G. (2012). Understanding by</w:t>
-      </w:r>
-      <w:r>
-        <w:t xml:space="preserve"> </w:t>
-      </w:r>
-      <w:r>
-        <w:t xml:space="preserve">Design</w:t>
-      </w:r>
-      <w:r>
-        <w:t xml:space="preserve"> </w:t>
-      </w:r>
-      <w:r>
-        <w:t xml:space="preserve">framework. In</w:t>
+        <w:t xml:space="preserve">McTighe, J., &amp; Wiggins, G. (2012).</w:t>
       </w:r>
       <w:r>
         <w:t xml:space="preserve"> </w:t>
@@ -32974,47 +33104,13 @@
           <w:i/>
           <w:iCs/>
         </w:rPr>
-        <w:t xml:space="preserve">Association for Supervision &amp; Curriculum Development (ASCD)</w:t>
-      </w:r>
-      <w:r>
-        <w:t xml:space="preserve">. https://files.ascd.org/staticfiles/ascd/pdf/siteASCD/publications/UbD_WhitePaper0312.pdf.</w:t>
-      </w:r>
-    </w:p>
-    <w:bookmarkEnd w:id="118"/>
-    <w:bookmarkStart w:id="120" w:name="Xebafe88a8f99d5916ceb9aaa0eee51b0762c86c"/>
-    <w:p>
-      <w:pPr>
-        <w:pStyle w:val="Bibliography"/>
-      </w:pPr>
-      <w:r>
-        <w:t xml:space="preserve">Merriam, S. B. (2001). Andragogy and self-directed learning:</w:t>
-      </w:r>
-      <w:r>
-        <w:t xml:space="preserve"> </w:t>
-      </w:r>
-      <w:r>
-        <w:t xml:space="preserve">Pillars</w:t>
-      </w:r>
-      <w:r>
-        <w:t xml:space="preserve"> </w:t>
-      </w:r>
-      <w:r>
-        <w:t xml:space="preserve">of adult learning theory.</w:t>
-      </w:r>
-      <w:r>
-        <w:t xml:space="preserve"> </w:t>
+        <w:t xml:space="preserve">Understanding by</w:t>
       </w:r>
       <w:r>
         <w:rPr>
           <w:i/>
           <w:iCs/>
         </w:rPr>
-        <w:t xml:space="preserve">New Directions for Adult and Continuing Education</w:t>
-      </w:r>
-      <w:r>
-        <w:t xml:space="preserve">,</w:t>
-      </w:r>
-      <w:r>
         <w:t xml:space="preserve"> </w:t>
       </w:r>
       <w:r>
@@ -33022,6 +33118,72 @@
           <w:i/>
           <w:iCs/>
         </w:rPr>
+        <w:t xml:space="preserve">Design</w:t>
+      </w:r>
+      <w:r>
+        <w:rPr>
+          <w:i/>
+          <w:iCs/>
+        </w:rPr>
+        <w:t xml:space="preserve">® framework</w:t>
+      </w:r>
+      <w:r>
+        <w:t xml:space="preserve">. Association for Supervision &amp; Curriculum Development (ASCD).</w:t>
+      </w:r>
+      <w:r>
+        <w:t xml:space="preserve"> </w:t>
+      </w:r>
+      <w:hyperlink r:id="rId125">
+        <w:r>
+          <w:rPr>
+            <w:rStyle w:val="Hyperlink"/>
+          </w:rPr>
+          <w:t xml:space="preserve">https://files.ascd.org/staticfiles/ascd/pdf/siteASCD/publications/UbD_WhitePaper0312.pdf</w:t>
+        </w:r>
+      </w:hyperlink>
+    </w:p>
+    <w:bookmarkEnd w:id="126"/>
+    <w:bookmarkStart w:id="128" w:name="X6e664af3c60eee2ee34825335284cdb96a0beea"/>
+    <w:p>
+      <w:pPr>
+        <w:pStyle w:val="Bibliography"/>
+      </w:pPr>
+      <w:r>
+        <w:t xml:space="preserve">Merriam, S. B. (2001). Andragogy and self-directed learning:</w:t>
+      </w:r>
+      <w:r>
+        <w:t xml:space="preserve"> </w:t>
+      </w:r>
+      <w:r>
+        <w:t xml:space="preserve">Pillars</w:t>
+      </w:r>
+      <w:r>
+        <w:t xml:space="preserve"> </w:t>
+      </w:r>
+      <w:r>
+        <w:t xml:space="preserve">of adult learning theory.</w:t>
+      </w:r>
+      <w:r>
+        <w:t xml:space="preserve"> </w:t>
+      </w:r>
+      <w:r>
+        <w:rPr>
+          <w:i/>
+          <w:iCs/>
+        </w:rPr>
+        <w:t xml:space="preserve">New Directions for Adult and Continuing Education</w:t>
+      </w:r>
+      <w:r>
+        <w:t xml:space="preserve">,</w:t>
+      </w:r>
+      <w:r>
+        <w:t xml:space="preserve"> </w:t>
+      </w:r>
+      <w:r>
+        <w:rPr>
+          <w:i/>
+          <w:iCs/>
+        </w:rPr>
         <w:t xml:space="preserve">2001</w:t>
       </w:r>
       <w:r>
@@ -33030,7 +33192,7 @@
       <w:r>
         <w:t xml:space="preserve"> </w:t>
       </w:r>
-      <w:hyperlink r:id="rId119">
+      <w:hyperlink r:id="rId127">
         <w:r>
           <w:rPr>
             <w:rStyle w:val="Hyperlink"/>
@@ -33039,14 +33201,14 @@
         </w:r>
       </w:hyperlink>
     </w:p>
-    <w:bookmarkEnd w:id="120"/>
-    <w:bookmarkStart w:id="121" w:name="ref-MulderGibbsReflectiveCycle2018"/>
+    <w:bookmarkEnd w:id="128"/>
+    <w:bookmarkStart w:id="129" w:name="ref-mulderGibbsReflectiveCycle2018"/>
     <w:p>
       <w:pPr>
         <w:pStyle w:val="Bibliography"/>
       </w:pPr>
       <w:r>
-        <w:t xml:space="preserve">Mulder, P. (2018). Gibbs reflective cycle: Theory and template. In</w:t>
+        <w:t xml:space="preserve">Mulder, P. (2018).</w:t>
       </w:r>
       <w:r>
         <w:t xml:space="preserve"> </w:t>
@@ -33056,14 +33218,25 @@
           <w:i/>
           <w:iCs/>
         </w:rPr>
-        <w:t xml:space="preserve">Toolshero</w:t>
-      </w:r>
-      <w:r>
-        <w:t xml:space="preserve">. https://www.toolshero.com/management/gibbs-reflective-cycle-graham-gibbs/.</w:t>
-      </w:r>
-    </w:p>
-    <w:bookmarkEnd w:id="121"/>
-    <w:bookmarkStart w:id="122" w:name="X1521acaed55ff0fb1929d0809ff89d76cc07501"/>
+        <w:t xml:space="preserve">Gibbs reflective cycle: Theory and template</w:t>
+      </w:r>
+      <w:r>
+        <w:t xml:space="preserve">. Toolshero.</w:t>
+      </w:r>
+      <w:r>
+        <w:t xml:space="preserve"> </w:t>
+      </w:r>
+      <w:hyperlink r:id="rId41">
+        <w:r>
+          <w:rPr>
+            <w:rStyle w:val="Hyperlink"/>
+          </w:rPr>
+          <w:t xml:space="preserve">https://www.toolshero.com/management/gibbs-reflective-cycle-graham-gibbs/</w:t>
+        </w:r>
+      </w:hyperlink>
+    </w:p>
+    <w:bookmarkEnd w:id="129"/>
+    <w:bookmarkStart w:id="130" w:name="X1521acaed55ff0fb1929d0809ff89d76cc07501"/>
     <w:p>
       <w:pPr>
         <w:pStyle w:val="Bibliography"/>
@@ -33084,9 +33257,20 @@
       <w:r>
         <w:t xml:space="preserve">. Kwantlen Polytechnic University.</w:t>
       </w:r>
-    </w:p>
-    <w:bookmarkEnd w:id="122"/>
-    <w:bookmarkStart w:id="123" w:name="ref-palmerCourageTeachExploring2017"/>
+      <w:r>
+        <w:t xml:space="preserve"> </w:t>
+      </w:r>
+      <w:hyperlink r:id="rId62">
+        <w:r>
+          <w:rPr>
+            <w:rStyle w:val="Hyperlink"/>
+          </w:rPr>
+          <w:t xml:space="preserve">https://kpu.pressbooks.pub/foundationsofinterculturalteaching/</w:t>
+        </w:r>
+      </w:hyperlink>
+    </w:p>
+    <w:bookmarkEnd w:id="130"/>
+    <w:bookmarkStart w:id="131" w:name="ref-palmerCourageTeachExploring2017"/>
     <w:p>
       <w:pPr>
         <w:pStyle w:val="Bibliography"/>
@@ -33139,8 +33323,8 @@
         <w:t xml:space="preserve">(20th anniversary ed.). Jossey-Bass.</w:t>
       </w:r>
     </w:p>
-    <w:bookmarkEnd w:id="123"/>
-    <w:bookmarkStart w:id="124" w:name="ref-Richard&amp;eldertheminiature2006"/>
+    <w:bookmarkEnd w:id="131"/>
+    <w:bookmarkStart w:id="132" w:name="ref-paulMiniatureGuideCritical2006"/>
     <w:p>
       <w:pPr>
         <w:pStyle w:val="Bibliography"/>
@@ -33190,8 +33374,8 @@
         <w:t xml:space="preserve">. Foundation for Critical Thinking.</w:t>
       </w:r>
     </w:p>
-    <w:bookmarkEnd w:id="124"/>
-    <w:bookmarkStart w:id="125" w:name="ref-DefiningCriticalThinking"/>
+    <w:bookmarkEnd w:id="132"/>
+    <w:bookmarkStart w:id="134" w:name="ref-scrivenDefiningCriticalThinking1987"/>
     <w:p>
       <w:pPr>
         <w:pStyle w:val="Bibliography"/>
@@ -33210,7 +33394,7 @@
         <w:t xml:space="preserve">Defining critical thinking</w:t>
       </w:r>
       <w:r>
-        <w:t xml:space="preserve">. https://www.criticalthinking.org/pages/defining-critical-thinking/766;</w:t>
+        <w:t xml:space="preserve">.</w:t>
       </w:r>
       <w:r>
         <w:t xml:space="preserve"> </w:t>
@@ -33221,9 +33405,20 @@
       <w:r>
         <w:t xml:space="preserve">.</w:t>
       </w:r>
-    </w:p>
-    <w:bookmarkEnd w:id="125"/>
-    <w:bookmarkStart w:id="126" w:name="ref-silbermanActiveTrainingHandbook2015"/>
+      <w:r>
+        <w:t xml:space="preserve"> </w:t>
+      </w:r>
+      <w:hyperlink r:id="rId133">
+        <w:r>
+          <w:rPr>
+            <w:rStyle w:val="Hyperlink"/>
+          </w:rPr>
+          <w:t xml:space="preserve">https://www.criticalthinking.org/pages/defining-critical-thinking/766</w:t>
+        </w:r>
+      </w:hyperlink>
+    </w:p>
+    <w:bookmarkEnd w:id="134"/>
+    <w:bookmarkStart w:id="135" w:name="ref-silbermanActiveTrainingHandbook2015"/>
     <w:p>
       <w:pPr>
         <w:pStyle w:val="Bibliography"/>
@@ -33276,8 +33471,8 @@
         <w:t xml:space="preserve">(4th ed.). Wiley.</w:t>
       </w:r>
     </w:p>
-    <w:bookmarkEnd w:id="126"/>
-    <w:bookmarkStart w:id="127" w:name="X32b5ac59ca8ed67b3302c680533e89ce6bc38a0"/>
+    <w:bookmarkEnd w:id="135"/>
+    <w:bookmarkStart w:id="136" w:name="X32b5ac59ca8ed67b3302c680533e89ce6bc38a0"/>
     <w:p>
       <w:pPr>
         <w:pStyle w:val="Bibliography"/>
@@ -33326,9 +33521,20 @@
       <w:r>
         <w:t xml:space="preserve">. Atlantic OER.</w:t>
       </w:r>
-    </w:p>
-    <w:bookmarkEnd w:id="127"/>
-    <w:bookmarkStart w:id="128" w:name="ref-TESLCanadaSampleclassroom"/>
+      <w:r>
+        <w:t xml:space="preserve"> </w:t>
+      </w:r>
+      <w:hyperlink r:id="rId70">
+        <w:r>
+          <w:rPr>
+            <w:rStyle w:val="Hyperlink"/>
+          </w:rPr>
+          <w:t xml:space="preserve">https://caul-cbua.pressbooks.pub/transformingpractice/</w:t>
+        </w:r>
+      </w:hyperlink>
+    </w:p>
+    <w:bookmarkEnd w:id="136"/>
+    <w:bookmarkStart w:id="137" w:name="Xb1f41c7886a0206979f3201f93d1e1ad0067979"/>
     <w:p>
       <w:pPr>
         <w:pStyle w:val="Bibliography"/>
@@ -33349,9 +33555,36 @@
       <w:r>
         <w:t xml:space="preserve">.</w:t>
       </w:r>
-    </w:p>
-    <w:bookmarkEnd w:id="128"/>
-    <w:bookmarkStart w:id="129" w:name="ref-ReflectiveCycle"/>
+      <w:r>
+        <w:t xml:space="preserve"> </w:t>
+      </w:r>
+      <w:hyperlink r:id="rId50">
+        <w:r>
+          <w:rPr>
+            <w:rStyle w:val="Hyperlink"/>
+          </w:rPr>
+          <w:t xml:space="preserve">https://www.tesl.ca/images/Certification/sample_classroom_observation_form.pdf</w:t>
+        </w:r>
+      </w:hyperlink>
+    </w:p>
+    <w:bookmarkEnd w:id="137"/>
+    <w:bookmarkStart w:id="138" w:name="X707d9e9d9c2c23ac5b4e6e7aaca8da21fa88894"/>
+    <w:p>
+      <w:pPr>
+        <w:pStyle w:val="Bibliography"/>
+      </w:pPr>
+      <w:r>
+        <w:t xml:space="preserve">TWU</w:t>
+      </w:r>
+      <w:r>
+        <w:t xml:space="preserve"> </w:t>
+      </w:r>
+      <w:r>
+        <w:t xml:space="preserve">Community of Transformational Learning (2017).</w:t>
+      </w:r>
+    </w:p>
+    <w:bookmarkEnd w:id="138"/>
+    <w:bookmarkStart w:id="140" w:name="Xdb74b3cec1affd5a93dcfadd7b07dac2da478a1"/>
     <w:p>
       <w:pPr>
         <w:pStyle w:val="Bibliography"/>
@@ -33370,11 +33603,22 @@
         <w:t xml:space="preserve">Gibbs’ reflective cycle</w:t>
       </w:r>
       <w:r>
-        <w:t xml:space="preserve">. https://reflection.ed.ac.uk/reflectors-toolkit/reflecting-on-experience/gibbs-reflective-cycle.</w:t>
-      </w:r>
-    </w:p>
-    <w:bookmarkEnd w:id="129"/>
-    <w:bookmarkStart w:id="130" w:name="ref-wangTheoryPracticeAdult2016"/>
+        <w:t xml:space="preserve">. Retrieved March 13, 2026, from</w:t>
+      </w:r>
+      <w:r>
+        <w:t xml:space="preserve"> </w:t>
+      </w:r>
+      <w:hyperlink r:id="rId139">
+        <w:r>
+          <w:rPr>
+            <w:rStyle w:val="Hyperlink"/>
+          </w:rPr>
+          <w:t xml:space="preserve">https://reflection.ed.ac.uk/reflectors-toolkit/reflecting-on-experience/gibbs-reflective-cycle</w:t>
+        </w:r>
+      </w:hyperlink>
+    </w:p>
+    <w:bookmarkEnd w:id="140"/>
+    <w:bookmarkStart w:id="141" w:name="ref-wangTheoryPracticeAdult2016"/>
     <w:p>
       <w:pPr>
         <w:pStyle w:val="Bibliography"/>
@@ -33396,8 +33640,8 @@
         <w:t xml:space="preserve">. Information Age Publishing Inc.</w:t>
       </w:r>
     </w:p>
-    <w:bookmarkEnd w:id="130"/>
-    <w:bookmarkStart w:id="131" w:name="ref-WillitsChangingperceptions2016"/>
+    <w:bookmarkEnd w:id="141"/>
+    <w:bookmarkStart w:id="143" w:name="X98bc9784ecd7d4c563be19ca705365ec0c36bf5"/>
     <w:p>
       <w:pPr>
         <w:pStyle w:val="Bibliography"/>
@@ -33443,14 +33687,21 @@
       <w:r>
         <w:t xml:space="preserve">(1), 66–74.</w:t>
       </w:r>
-    </w:p>
-    <w:bookmarkEnd w:id="131"/>
-    <w:bookmarkEnd w:id="132"/>
-    <w:sectPr>
-      <w:footnotePr>
-        <w:numRestart w:val="eachSect"/>
-      </w:footnotePr>
-    </w:sectPr>
+      <w:r>
+        <w:t xml:space="preserve"> </w:t>
+      </w:r>
+      <w:hyperlink r:id="rId142">
+        <w:r>
+          <w:rPr>
+            <w:rStyle w:val="Hyperlink"/>
+          </w:rPr>
+          <w:t xml:space="preserve">https://research-ebsco-com.twu.idm.oclc.org/c/bljv25/search/details/ctynhzxmwj?limiters=FC1%3AN%2CFT1%3AY%2CFT%3AN%2CRV%3AN&amp;q=Changing%20perceptions%20of%20the%20university%20as%20a%20community%20of%20learning%3A</w:t>
+        </w:r>
+      </w:hyperlink>
+    </w:p>
+    <w:bookmarkEnd w:id="143"/>
+    <w:bookmarkEnd w:id="144"/>
+    <w:sectPr/>
   </w:body>
 </w:document>
 </file>
@@ -34401,6 +34652,8 @@
     </w:pPr>
     <w:rPr>
       <w:rFonts w:asciiTheme="majorHAnsi" w:cstheme="majorBidi" w:eastAsiaTheme="majorEastAsia" w:hAnsiTheme="majorHAnsi"/>
+      <w:spacing w:val="-10"/>
+      <w:kern w:val="28"/>
       <w:sz w:val="56"/>
       <w:szCs w:val="56"/>
     </w:rPr>
@@ -34413,6 +34666,8 @@
     <w:rsid w:val="00A10FD9"/>
     <w:rPr>
       <w:rFonts w:asciiTheme="majorHAnsi" w:cstheme="majorBidi" w:eastAsiaTheme="majorEastAsia" w:hAnsiTheme="majorHAnsi"/>
+      <w:spacing w:val="-10"/>
+      <w:kern w:val="28"/>
       <w:sz w:val="56"/>
       <w:szCs w:val="56"/>
     </w:rPr>
@@ -34453,31 +34708,23 @@
   </w:style>
   <w:style w:customStyle="1" w:styleId="Author" w:type="paragraph">
     <w:name w:val="Author"/>
-    <w:basedOn w:val="Title"/>
     <w:next w:val="BodyText"/>
     <w:qFormat/>
     <w:pPr>
       <w:keepNext/>
       <w:keepLines/>
+      <w:jc w:val="center"/>
     </w:pPr>
-    <w:rPr>
-      <w:sz w:val="24"/>
-      <w:szCs w:val="24"/>
-    </w:rPr>
   </w:style>
   <w:style w:styleId="Date" w:type="paragraph">
     <w:name w:val="Date"/>
-    <w:basedOn w:val="Title"/>
     <w:next w:val="BodyText"/>
     <w:qFormat/>
     <w:pPr>
       <w:keepNext/>
       <w:keepLines/>
+      <w:jc w:val="center"/>
     </w:pPr>
-    <w:rPr>
-      <w:sz w:val="24"/>
-      <w:szCs w:val="24"/>
-    </w:rPr>
   </w:style>
   <w:style w:customStyle="1" w:styleId="AbstractTitle" w:type="paragraph">
     <w:name w:val="Abstract Title"/>
